--- a/sem7/NX/Пособия/Лабораторные задания_ПС.docx
+++ b/sem7/NX/Пособия/Лабораторные задания_ПС.docx
@@ -19,8 +19,18 @@
           <w:b/>
           <w:sz w:val="28"/>
           <w:szCs w:val="28"/>
-        </w:rPr>
-      </w:pPr>
+          <w:lang w:val="en-US"/>
+        </w:rPr>
+      </w:pPr>
+      <w:r>
+        <w:rPr>
+          <w:b/>
+          <w:sz w:val="28"/>
+          <w:szCs w:val="28"/>
+          <w:lang w:val="en-US"/>
+        </w:rPr>
+        <w:t>D1s</w:t>
+      </w:r>
     </w:p>
     <w:p>
       <w:pPr>
@@ -400,16 +410,7 @@
                 <w:color w:val="0000FF"/>
                 <w:u w:val="single"/>
               </w:rPr>
-              <w:t xml:space="preserve">Задание 5. </w:t>
-            </w:r>
-            <w:r>
-              <w:rPr>
-                <w:b/>
-                <w:i/>
-                <w:color w:val="0000FF"/>
-                <w:u w:val="single"/>
-              </w:rPr>
-              <w:t>Кнопка мыши</w:t>
+              <w:t>Задание 5. Кнопка мыши</w:t>
             </w:r>
           </w:hyperlink>
           <w:hyperlink w:anchor="_heading=h.1hmsyys">
@@ -1297,16 +1298,7 @@
                 <w:color w:val="0000FF"/>
                 <w:u w:val="single"/>
               </w:rPr>
-              <w:t>Задание 9. Пример п</w:t>
-            </w:r>
-            <w:r>
-              <w:rPr>
-                <w:b/>
-                <w:i/>
-                <w:color w:val="0000FF"/>
-                <w:u w:val="single"/>
-              </w:rPr>
-              <w:t>ромышленного дизайна. Туфля</w:t>
+              <w:t>Задание 9. Пример промышленного дизайна. Туфля</w:t>
             </w:r>
           </w:hyperlink>
           <w:hyperlink w:anchor="_heading=h.37m2jsg">
@@ -1716,16 +1708,7 @@
                 <w:color w:val="0000FF"/>
                 <w:u w:val="single"/>
               </w:rPr>
-              <w:t>Задание 11. Сборка ин</w:t>
-            </w:r>
-            <w:r>
-              <w:rPr>
-                <w:b/>
-                <w:i/>
-                <w:color w:val="0000FF"/>
-                <w:u w:val="single"/>
-              </w:rPr>
-              <w:t>дивидуальная</w:t>
+              <w:t>Задание 11. Сборка индивидуальная</w:t>
             </w:r>
           </w:hyperlink>
           <w:hyperlink w:anchor="_heading=h.2p2csry">
@@ -1856,13 +1839,7 @@
         <w:rPr>
           <w:color w:val="000000"/>
         </w:rPr>
-        <w:t>На предложенном преподавателе</w:t>
-      </w:r>
-      <w:r>
-        <w:rPr>
-          <w:color w:val="000000"/>
-        </w:rPr>
-        <w:t xml:space="preserve">м   отдельном листочке (для всех одинаков) приведен чертеж некоторой детали, которую нужно воспроизвести на экране. </w:t>
+        <w:t xml:space="preserve">На предложенном преподавателем   отдельном листочке (для всех одинаков) приведен чертеж некоторой детали, которую нужно воспроизвести на экране. </w:t>
       </w:r>
     </w:p>
     <w:p>
@@ -1922,13 +1899,7 @@
         <w:rPr>
           <w:color w:val="000000"/>
         </w:rPr>
-        <w:t>Перед выполнением работы внимательно прочитайте разделы описания (первые 4 посо</w:t>
-      </w:r>
-      <w:r>
-        <w:rPr>
-          <w:color w:val="000000"/>
-        </w:rPr>
-        <w:t xml:space="preserve">бия), связанные с построением эскизов. Обратите внимание на возможность задания геометрических размеров в виде формул, проверку </w:t>
+        <w:t xml:space="preserve">Перед выполнением работы внимательно прочитайте разделы описания (первые 4 пособия), связанные с построением эскизов. Обратите внимание на возможность задания геометрических размеров в виде формул, проверку </w:t>
       </w:r>
       <w:proofErr w:type="gramStart"/>
       <w:r>
@@ -2463,13 +2434,7 @@
         <w:rPr>
           <w:color w:val="000000"/>
         </w:rPr>
-        <w:t>На рис. 3 представлена несложная деталь - «подушечка». Нужно построить параметрическую геометрическую мо</w:t>
-      </w:r>
-      <w:r>
-        <w:rPr>
-          <w:color w:val="000000"/>
-        </w:rPr>
-        <w:t>дель представленной детали.</w:t>
+        <w:t>На рис. 3 представлена несложная деталь - «подушечка». Нужно построить параметрическую геометрическую модель представленной детали.</w:t>
       </w:r>
     </w:p>
     <w:p>
@@ -2535,13 +2500,7 @@
         <w:rPr>
           <w:color w:val="000000"/>
         </w:rPr>
-        <w:t xml:space="preserve"> нужно  расположить в плоскости, перпендикулярной первому эскизу. Постарайтесь   соответственным образом ориентировать вт</w:t>
-      </w:r>
-      <w:r>
-        <w:rPr>
-          <w:color w:val="000000"/>
-        </w:rPr>
-        <w:t>орой эскиз.</w:t>
+        <w:t xml:space="preserve"> нужно  расположить в плоскости, перпендикулярной первому эскизу. Постарайтесь   соответственным образом ориентировать второй эскиз.</w:t>
       </w:r>
     </w:p>
     <w:p>
@@ -2694,13 +2653,7 @@
         <w:rPr>
           <w:color w:val="000000"/>
         </w:rPr>
-        <w:t>, чтоб</w:t>
-      </w:r>
-      <w:r>
-        <w:rPr>
-          <w:color w:val="000000"/>
-        </w:rPr>
-        <w:t>ы при неизменных размерах исходных эскизов итоговая форма подушечки могла принимать форму, показанную на рис. 5, 7.</w:t>
+        <w:t>, чтобы при неизменных размерах исходных эскизов итоговая форма подушечки могла принимать форму, показанную на рис. 5, 7.</w:t>
       </w:r>
     </w:p>
     <w:p>
@@ -3125,13 +3078,7 @@
         <w:rPr>
           <w:color w:val="000000"/>
         </w:rPr>
-        <w:t xml:space="preserve">                     </w:t>
-      </w:r>
-      <w:r>
-        <w:rPr>
-          <w:color w:val="000000"/>
-        </w:rPr>
-        <w:t xml:space="preserve">                                                        </w:t>
+        <w:t xml:space="preserve">                                                                             </w:t>
       </w:r>
     </w:p>
     <w:p>
@@ -3240,13 +3187,7 @@
           <w:color w:val="000000"/>
         </w:rPr>
         <w:lastRenderedPageBreak/>
-        <w:t>Подготов</w:t>
-      </w:r>
-      <w:r>
-        <w:rPr>
-          <w:color w:val="000000"/>
-        </w:rPr>
-        <w:t xml:space="preserve">ительный этап, во </w:t>
+        <w:t xml:space="preserve">Подготовительный этап, во </w:t>
       </w:r>
       <w:proofErr w:type="gramStart"/>
       <w:r>
@@ -3286,13 +3227,7 @@
         <w:rPr>
           <w:color w:val="000000"/>
         </w:rPr>
-        <w:t>Этап собственно построения поверхностей, их обработки и построение итоговых тел. Этот этап – самый приятный</w:t>
-      </w:r>
-      <w:r>
-        <w:rPr>
-          <w:color w:val="000000"/>
-        </w:rPr>
-        <w:t>.</w:t>
+        <w:t>Этап собственно построения поверхностей, их обработки и построение итоговых тел. Этот этап – самый приятный.</w:t>
       </w:r>
     </w:p>
     <w:p>
@@ -3492,13 +3427,7 @@
         <w:rPr>
           <w:color w:val="000000"/>
         </w:rPr>
-        <w:t xml:space="preserve">                  рис.1                                          ри</w:t>
-      </w:r>
-      <w:r>
-        <w:rPr>
-          <w:color w:val="000000"/>
-        </w:rPr>
-        <w:t>с.2</w:t>
+        <w:t xml:space="preserve">                  рис.1                                          рис.2</w:t>
       </w:r>
     </w:p>
     <w:p>
@@ -3657,13 +3586,7 @@
         <w:rPr>
           <w:color w:val="000000"/>
         </w:rPr>
-        <w:t xml:space="preserve"> загрузите фай</w:t>
-      </w:r>
-      <w:r>
-        <w:rPr>
-          <w:color w:val="000000"/>
-        </w:rPr>
-        <w:t xml:space="preserve">л </w:t>
+        <w:t xml:space="preserve"> загрузите файл </w:t>
       </w:r>
       <w:proofErr w:type="spellStart"/>
       <w:r>
@@ -3761,15 +3684,7 @@
           <w:i/>
           <w:color w:val="000000"/>
         </w:rPr>
-        <w:t>Тело в</w:t>
-      </w:r>
-      <w:r>
-        <w:rPr>
-          <w:b/>
-          <w:i/>
-          <w:color w:val="000000"/>
-        </w:rPr>
-        <w:t>ращения</w:t>
+        <w:t>Тело вращения</w:t>
       </w:r>
       <w:r>
         <w:rPr>
@@ -3981,13 +3896,7 @@
         <w:rPr>
           <w:color w:val="000000"/>
         </w:rPr>
-        <w:t xml:space="preserve">                                            рис.3    </w:t>
-      </w:r>
-      <w:r>
-        <w:rPr>
-          <w:color w:val="000000"/>
-        </w:rPr>
-        <w:t xml:space="preserve">                                                  рис.4</w:t>
+        <w:t xml:space="preserve">                                            рис.3                                                      рис.4</w:t>
       </w:r>
     </w:p>
     <w:p>
@@ -4353,14 +4262,7 @@
           <w:i/>
           <w:color w:val="000000"/>
         </w:rPr>
-        <w:t>Вставить \ Обрезка \ Об</w:t>
-      </w:r>
-      <w:r>
-        <w:rPr>
-          <w:i/>
-          <w:color w:val="000000"/>
-        </w:rPr>
-        <w:t>резка</w:t>
+        <w:t>Вставить \ Обрезка \ Обрезка</w:t>
       </w:r>
       <w:r>
         <w:rPr>
@@ -4605,13 +4507,7 @@
         <w:rPr>
           <w:color w:val="000000"/>
         </w:rPr>
-        <w:t>Выполните операцию симметричного отражения всех трех пов</w:t>
-      </w:r>
-      <w:r>
-        <w:rPr>
-          <w:color w:val="000000"/>
-        </w:rPr>
-        <w:t xml:space="preserve">ерхностей – </w:t>
+        <w:t xml:space="preserve">Выполните операцию симметричного отражения всех трех поверхностей – </w:t>
       </w:r>
       <w:r>
         <w:rPr>
@@ -4834,13 +4730,7 @@
         <w:rPr>
           <w:color w:val="000000"/>
         </w:rPr>
-        <w:t xml:space="preserve">     </w:t>
-      </w:r>
-      <w:r>
-        <w:rPr>
-          <w:color w:val="000000"/>
-        </w:rPr>
-        <w:t xml:space="preserve">                         рис.10                                                                           рис.11</w:t>
+        <w:t xml:space="preserve">                              рис.10                                                                           рис.11</w:t>
       </w:r>
     </w:p>
     <w:p>
@@ -4982,13 +4872,7 @@
         <w:rPr>
           <w:color w:val="000000"/>
         </w:rPr>
-        <w:t>Результат операции показан на р</w:t>
-      </w:r>
-      <w:r>
-        <w:rPr>
-          <w:color w:val="000000"/>
-        </w:rPr>
-        <w:t>ис.12.</w:t>
+        <w:t>Результат операции показан на рис.12.</w:t>
       </w:r>
     </w:p>
     <w:p>
@@ -5494,13 +5378,7 @@
         <w:rPr>
           <w:color w:val="000000"/>
         </w:rPr>
-        <w:t>Чтобы получить выемки для пальцев на корпусе фонарика протянем с</w:t>
-      </w:r>
-      <w:r>
-        <w:rPr>
-          <w:color w:val="000000"/>
-        </w:rPr>
-        <w:t>плайн «</w:t>
+        <w:t>Чтобы получить выемки для пальцев на корпусе фонарика протянем сплайн «</w:t>
       </w:r>
       <w:r>
         <w:rPr>
@@ -5860,13 +5738,7 @@
         <w:rPr>
           <w:color w:val="000000"/>
         </w:rPr>
-        <w:t>сшей</w:t>
-      </w:r>
-      <w:r>
-        <w:rPr>
-          <w:color w:val="000000"/>
-        </w:rPr>
-        <w:t>те  все</w:t>
+        <w:t>сшейте  все</w:t>
       </w:r>
       <w:proofErr w:type="gramEnd"/>
       <w:r>
@@ -5959,14 +5831,7 @@
           <w:i/>
           <w:color w:val="000000"/>
         </w:rPr>
-        <w:t>Вставить \ Обрезка \ Обре</w:t>
-      </w:r>
-      <w:r>
-        <w:rPr>
-          <w:i/>
-          <w:color w:val="000000"/>
-        </w:rPr>
-        <w:t>зка</w:t>
+        <w:t>Вставить \ Обрезка \ Обрезка</w:t>
       </w:r>
       <w:r>
         <w:rPr>
@@ -6613,14 +6478,7 @@
           <w:b/>
           <w:color w:val="000000"/>
         </w:rPr>
-        <w:t xml:space="preserve"> </w:t>
-      </w:r>
-      <w:r>
-        <w:rPr>
-          <w:b/>
-          <w:color w:val="000000"/>
-        </w:rPr>
-        <w:t>0,23,7</w:t>
+        <w:t xml:space="preserve"> 0,23,7</w:t>
       </w:r>
     </w:p>
     <w:p>
@@ -7218,13 +7076,7 @@
         <w:rPr>
           <w:color w:val="000000"/>
         </w:rPr>
-        <w:t xml:space="preserve">   </w:t>
-      </w:r>
-      <w:r>
-        <w:rPr>
-          <w:color w:val="000000"/>
-        </w:rPr>
-        <w:t xml:space="preserve">                                </w:t>
+        <w:t xml:space="preserve">                                   </w:t>
       </w:r>
     </w:p>
     <w:p>
@@ -7633,13 +7485,7 @@
         <w:rPr>
           <w:color w:val="000000"/>
         </w:rPr>
-        <w:t>1. В о</w:t>
-      </w:r>
-      <w:r>
-        <w:rPr>
-          <w:color w:val="000000"/>
-        </w:rPr>
-        <w:t xml:space="preserve">дном направлении на 30 мм и в другом направлении на 10 мм.  В результате вы также получите поверхность </w:t>
+        <w:t xml:space="preserve">1. В одном направлении на 30 мм и в другом направлении на 10 мм.  В результате вы также получите поверхность </w:t>
       </w:r>
       <w:r>
         <w:rPr>
@@ -7721,13 +7567,7 @@
         <w:rPr>
           <w:color w:val="000000"/>
         </w:rPr>
-        <w:t xml:space="preserve"> (рис.6)  и выращивае</w:t>
-      </w:r>
-      <w:r>
-        <w:rPr>
-          <w:color w:val="000000"/>
-        </w:rPr>
-        <w:t xml:space="preserve">м этот эскиз вдоль оси Z до пересечения с поверхностью </w:t>
+        <w:t xml:space="preserve"> (рис.6)  и выращиваем этот эскиз вдоль оси Z до пересечения с поверхностью </w:t>
       </w:r>
       <w:r>
         <w:rPr>
@@ -7985,13 +7825,7 @@
         <w:rPr>
           <w:color w:val="000000"/>
         </w:rPr>
-        <w:t xml:space="preserve">          рис.7                                           рис.8                                       </w:t>
-      </w:r>
-      <w:r>
-        <w:rPr>
-          <w:color w:val="000000"/>
-        </w:rPr>
-        <w:t xml:space="preserve">      рис.9</w:t>
+        <w:t xml:space="preserve">          рис.7                                           рис.8                                             рис.9</w:t>
       </w:r>
     </w:p>
     <w:p>
@@ -8429,13 +8263,7 @@
         <w:rPr>
           <w:color w:val="000000"/>
         </w:rPr>
-        <w:t xml:space="preserve"> (радиус скругления 1.5 мм),</w:t>
-      </w:r>
-      <w:r>
-        <w:rPr>
-          <w:color w:val="000000"/>
-        </w:rPr>
-        <w:t xml:space="preserve"> </w:t>
+        <w:t xml:space="preserve"> (радиус скругления 1.5 мм), </w:t>
       </w:r>
       <w:proofErr w:type="gramStart"/>
       <w:r>
@@ -8842,13 +8670,7 @@
         <w:rPr>
           <w:color w:val="000000"/>
         </w:rPr>
-        <w:t xml:space="preserve"> так, как это показано на рис. 2. Одна из точек ее периферии лежит в начале координ</w:t>
-      </w:r>
-      <w:r>
-        <w:rPr>
-          <w:color w:val="000000"/>
-        </w:rPr>
-        <w:t>ат 0,0,0.</w:t>
+        <w:t xml:space="preserve"> так, как это показано на рис. 2. Одна из точек ее периферии лежит в начале координат 0,0,0.</w:t>
       </w:r>
     </w:p>
     <w:p>
@@ -9332,13 +9154,7 @@
         <w:rPr>
           <w:color w:val="000000"/>
         </w:rPr>
-        <w:t>После этого система спросит – как именно вы хотите построить свой сплайн (рис.5)</w:t>
-      </w:r>
-      <w:r>
-        <w:rPr>
-          <w:color w:val="000000"/>
-        </w:rPr>
-        <w:t xml:space="preserve">. Нужно выбрать </w:t>
+        <w:t xml:space="preserve">После этого система спросит – как именно вы хотите построить свой сплайн (рис.5). Нужно выбрать </w:t>
       </w:r>
       <w:proofErr w:type="gramStart"/>
       <w:r>
@@ -9730,13 +9546,7 @@
         <w:rPr>
           <w:color w:val="000000"/>
         </w:rPr>
-        <w:t xml:space="preserve"> и далее курсо</w:t>
-      </w:r>
-      <w:r>
-        <w:rPr>
-          <w:color w:val="000000"/>
-        </w:rPr>
-        <w:t>ром в рабочем поле указать ранее построенные точки.</w:t>
+        <w:t xml:space="preserve"> и далее курсором в рабочем поле указать ранее построенные точки.</w:t>
       </w:r>
     </w:p>
     <w:p>
@@ -9888,13 +9698,7 @@
         <w:rPr>
           <w:color w:val="000000"/>
         </w:rPr>
-        <w:t xml:space="preserve"> </w:t>
-      </w:r>
-      <w:r>
-        <w:rPr>
-          <w:color w:val="000000"/>
-        </w:rPr>
-        <w:t xml:space="preserve"> </w:t>
+        <w:t xml:space="preserve">  </w:t>
       </w:r>
       <w:r>
         <w:rPr>
@@ -10062,13 +9866,7 @@
         <w:rPr>
           <w:color w:val="000000"/>
         </w:rPr>
-        <w:t>И после ДА в окне рис.9 кривая опять не построится. Вместо этого появится ещё одно окно (рис.10). В этом окне система п</w:t>
-      </w:r>
-      <w:r>
-        <w:rPr>
-          <w:color w:val="000000"/>
-        </w:rPr>
-        <w:t xml:space="preserve">редлагает дополнительно указать </w:t>
+        <w:t xml:space="preserve">И после ДА в окне рис.9 кривая опять не построится. Вместо этого появится ещё одно окно (рис.10). В этом окне система предлагает дополнительно указать </w:t>
       </w:r>
       <w:r>
         <w:rPr>
@@ -10140,13 +9938,7 @@
         <w:rPr>
           <w:color w:val="000000"/>
         </w:rPr>
-        <w:t>последовательность  дейс</w:t>
-      </w:r>
-      <w:r>
-        <w:rPr>
-          <w:color w:val="000000"/>
-        </w:rPr>
-        <w:t>твий</w:t>
+        <w:t>последовательность  действий</w:t>
       </w:r>
       <w:proofErr w:type="gramEnd"/>
       <w:r>
@@ -10237,12 +10029,28 @@
         </w:rPr>
         <w:t xml:space="preserve"> с плоскостью </w:t>
       </w:r>
+      <w:proofErr w:type="spellStart"/>
       <w:r>
         <w:rPr>
           <w:b/>
           <w:color w:val="000000"/>
         </w:rPr>
-        <w:t xml:space="preserve">YOZ.  </w:t>
+        <w:t>YOZ</w:t>
+      </w:r>
+      <w:r>
+        <w:rPr>
+          <w:b/>
+          <w:color w:val="000000"/>
+        </w:rPr>
+        <w:t>ц</w:t>
+      </w:r>
+      <w:proofErr w:type="spellEnd"/>
+      <w:r>
+        <w:rPr>
+          <w:b/>
+          <w:color w:val="000000"/>
+        </w:rPr>
+        <w:t xml:space="preserve">.  </w:t>
       </w:r>
       <w:r>
         <w:rPr>
@@ -10400,13 +10208,7 @@
         <w:rPr>
           <w:color w:val="000000"/>
         </w:rPr>
-        <w:t xml:space="preserve"> пространстве еще шесть до</w:t>
-      </w:r>
-      <w:r>
-        <w:rPr>
-          <w:color w:val="000000"/>
-        </w:rPr>
-        <w:t>полнительных точек:</w:t>
+        <w:t xml:space="preserve"> пространстве еще шесть дополнительных точек:</w:t>
       </w:r>
     </w:p>
     <w:p>
@@ -10851,13 +10653,7 @@
         <w:rPr>
           <w:color w:val="000000"/>
         </w:rPr>
-        <w:t xml:space="preserve">                   </w:t>
-      </w:r>
-      <w:r>
-        <w:rPr>
-          <w:color w:val="000000"/>
-        </w:rPr>
-        <w:t xml:space="preserve">     рис.12                                           рис.13                                                   рис.14</w:t>
+        <w:t xml:space="preserve">                        рис.12                                           рис.13                                                   рис.14</w:t>
       </w:r>
     </w:p>
     <w:p>
@@ -11061,13 +10857,7 @@
         <w:rPr>
           <w:color w:val="000000"/>
         </w:rPr>
-        <w:t>Результат построения показан на рис.14. А на рис. 15 показано состояние нави</w:t>
-      </w:r>
-      <w:r>
-        <w:rPr>
-          <w:color w:val="000000"/>
-        </w:rPr>
-        <w:t xml:space="preserve">гатора детали. Обратите внимание на то, что у нас впервые появился раздел </w:t>
+        <w:t xml:space="preserve">Результат построения показан на рис.14. А на рис. 15 показано состояние навигатора детали. Обратите внимание на то, что у нас впервые появился раздел </w:t>
       </w:r>
       <w:r>
         <w:rPr>
@@ -11292,13 +11082,7 @@
         <w:rPr>
           <w:color w:val="000000"/>
         </w:rPr>
-        <w:t xml:space="preserve">                             рис.15                                    рис.16              </w:t>
-      </w:r>
-      <w:r>
-        <w:rPr>
-          <w:color w:val="000000"/>
-        </w:rPr>
-        <w:t xml:space="preserve">                         рис.17</w:t>
+        <w:t xml:space="preserve">                             рис.15                                    рис.16                                       рис.17</w:t>
       </w:r>
     </w:p>
     <w:p>
@@ -11403,7 +11187,6 @@
         </w:rPr>
         <w:t xml:space="preserve">Вставить </w:t>
       </w:r>
-      <w:proofErr w:type="gramStart"/>
       <w:r>
         <w:rPr>
           <w:i/>
@@ -11424,9 +11207,8 @@
           <w:i/>
           <w:color w:val="000000"/>
         </w:rPr>
-        <w:t xml:space="preserve"> Элементы</w:t>
-      </w:r>
-      <w:proofErr w:type="gramEnd"/>
+        <w:t>Элементы</w:t>
+      </w:r>
       <w:r>
         <w:rPr>
           <w:i/>
@@ -11579,14 +11361,12 @@
         </w:rPr>
         <w:t xml:space="preserve">Состояние навигатора детали после этих вытягиваний </w:t>
       </w:r>
-      <w:proofErr w:type="gramStart"/>
-      <w:r>
-        <w:rPr>
-          <w:color w:val="000000"/>
-        </w:rPr>
-        <w:t>показано  на</w:t>
-      </w:r>
-      <w:proofErr w:type="gramEnd"/>
+      <w:r>
+        <w:rPr>
+          <w:color w:val="000000"/>
+        </w:rPr>
+        <w:t>показано на</w:t>
+      </w:r>
       <w:r>
         <w:rPr>
           <w:color w:val="000000"/>
@@ -11642,7 +11422,6 @@
         </w:rPr>
         <w:t xml:space="preserve">Вставить </w:t>
       </w:r>
-      <w:proofErr w:type="gramStart"/>
       <w:r>
         <w:rPr>
           <w:b/>
@@ -11656,9 +11435,8 @@
           <w:i/>
           <w:color w:val="000000"/>
         </w:rPr>
-        <w:t xml:space="preserve"> Поверхность</w:t>
-      </w:r>
-      <w:proofErr w:type="gramEnd"/>
+        <w:t>Поверхность</w:t>
+      </w:r>
       <w:r>
         <w:rPr>
           <w:i/>
@@ -11718,13 +11496,7 @@
         <w:rPr>
           <w:color w:val="000000"/>
         </w:rPr>
-        <w:t xml:space="preserve">  в нижней части диалогового </w:t>
-      </w:r>
-      <w:r>
-        <w:rPr>
-          <w:color w:val="000000"/>
-        </w:rPr>
-        <w:t xml:space="preserve">окна этой команды представлено на рис. 18. То есть в местах сочленения поверхностей мы выполняем условие непрерывности по касательным G1 с соседними поверхностями. </w:t>
+        <w:t xml:space="preserve">  в нижней части диалогового окна этой команды представлено на рис. 18. То есть в местах сочленения поверхностей мы выполняем условие непрерывности по касательным G1 с соседними поверхностями. </w:t>
       </w:r>
     </w:p>
     <w:p>
@@ -11750,13 +11522,7 @@
         <w:rPr>
           <w:color w:val="000000"/>
         </w:rPr>
-        <w:t>Во время перечисления сечений нужно указать кромки сопрягаемых ленточек (рис.20). И для каж</w:t>
-      </w:r>
-      <w:r>
-        <w:rPr>
-          <w:color w:val="000000"/>
-        </w:rPr>
-        <w:t xml:space="preserve">дого нового сечения предварительно нужно нажимать на </w:t>
+        <w:t xml:space="preserve">Во время перечисления сечений нужно указать кромки сопрягаемых ленточек (рис.20). И для каждого нового сечения предварительно нужно нажимать на </w:t>
       </w:r>
       <w:proofErr w:type="gramStart"/>
       <w:r>
@@ -12175,13 +11941,7 @@
         <w:rPr>
           <w:color w:val="000000"/>
         </w:rPr>
-        <w:t>Но нам еще предстоит «заделать» небольшую щель между верхней по</w:t>
-      </w:r>
-      <w:r>
-        <w:rPr>
-          <w:color w:val="000000"/>
-        </w:rPr>
-        <w:t>верхностью   и боковой поверхностью (см. рис. 23). Эту щель можно заметить, если покрутить изображение и заглянуть во все его уголки.</w:t>
+        <w:t>Но нам еще предстоит «заделать» небольшую щель между верхней поверхностью   и боковой поверхностью (см. рис. 23). Эту щель можно заметить, если покрутить изображение и заглянуть во все его уголки.</w:t>
       </w:r>
     </w:p>
     <w:p>
@@ -12713,13 +12473,7 @@
         <w:rPr>
           <w:color w:val="000000"/>
         </w:rPr>
-        <w:t xml:space="preserve">            рис.25                                        рис.26                           рис.27  </w:t>
-      </w:r>
-      <w:r>
-        <w:rPr>
-          <w:color w:val="000000"/>
-        </w:rPr>
-        <w:t xml:space="preserve">                                     </w:t>
+        <w:t xml:space="preserve">            рис.25                                        рис.26                           рис.27                                       </w:t>
       </w:r>
     </w:p>
     <w:p>
@@ -12814,13 +12568,7 @@
           <w:color w:val="000000"/>
         </w:rPr>
         <w:lastRenderedPageBreak/>
-        <w:t>В будуще</w:t>
-      </w:r>
-      <w:r>
-        <w:rPr>
-          <w:color w:val="000000"/>
-        </w:rPr>
-        <w:t xml:space="preserve">м нам понадобится копия </w:t>
+        <w:t xml:space="preserve">В будущем нам понадобится копия </w:t>
       </w:r>
       <w:r>
         <w:rPr>
@@ -12886,13 +12634,7 @@
         <w:rPr>
           <w:color w:val="000000"/>
         </w:rPr>
-        <w:t>В результате в навигаторе детали поя</w:t>
-      </w:r>
-      <w:r>
-        <w:rPr>
-          <w:color w:val="000000"/>
-        </w:rPr>
-        <w:t xml:space="preserve">вятся две одинаковые </w:t>
+        <w:t xml:space="preserve">В результате в навигаторе детали появятся две одинаковые </w:t>
       </w:r>
       <w:proofErr w:type="gramStart"/>
       <w:r>
@@ -13153,13 +12895,7 @@
         <w:rPr>
           <w:color w:val="000000"/>
         </w:rPr>
-        <w:t>приде</w:t>
-      </w:r>
-      <w:r>
-        <w:rPr>
-          <w:color w:val="000000"/>
-        </w:rPr>
-        <w:t>тся  воспользоваться</w:t>
+        <w:t>придется  воспользоваться</w:t>
       </w:r>
       <w:proofErr w:type="gramEnd"/>
       <w:r>
@@ -13306,13 +13042,7 @@
         <w:rPr>
           <w:color w:val="000000"/>
         </w:rPr>
-        <w:t>. Резуль</w:t>
-      </w:r>
-      <w:r>
-        <w:rPr>
-          <w:color w:val="000000"/>
-        </w:rPr>
-        <w:t xml:space="preserve">тат обрезания показан на рис. 33. </w:t>
+        <w:t xml:space="preserve">. Результат обрезания показан на рис. 33. </w:t>
       </w:r>
     </w:p>
     <w:p>
@@ -13570,13 +13300,7 @@
         <w:rPr>
           <w:color w:val="000000"/>
         </w:rPr>
-        <w:t xml:space="preserve">                     рис.30                                рис.31</w:t>
-      </w:r>
-      <w:r>
-        <w:rPr>
-          <w:color w:val="000000"/>
-        </w:rPr>
-        <w:t xml:space="preserve">                                        рис.32</w:t>
+        <w:t xml:space="preserve">                     рис.30                                рис.31                                        рис.32</w:t>
       </w:r>
     </w:p>
     <w:p>
@@ -14099,13 +13823,7 @@
         <w:rPr>
           <w:color w:val="000000"/>
         </w:rPr>
-        <w:t>После этого состояние навигатора детали стан</w:t>
-      </w:r>
-      <w:r>
-        <w:rPr>
-          <w:color w:val="000000"/>
-        </w:rPr>
-        <w:t>ет как на рис. 37. То есть, из замкнутой поверхности мы получили тело.</w:t>
+        <w:t>После этого состояние навигатора детали станет как на рис. 37. То есть, из замкнутой поверхности мы получили тело.</w:t>
       </w:r>
     </w:p>
     <w:p>
@@ -14380,13 +14098,7 @@
         <w:rPr>
           <w:color w:val="000000"/>
         </w:rPr>
-        <w:t xml:space="preserve">                       рис.38                   </w:t>
-      </w:r>
-      <w:r>
-        <w:rPr>
-          <w:color w:val="000000"/>
-        </w:rPr>
-        <w:t xml:space="preserve">                                 рис.39                                рис.40</w:t>
+        <w:t xml:space="preserve">                       рис.38                                                    рис.39                                рис.40</w:t>
       </w:r>
     </w:p>
     <w:p>
@@ -14480,13 +14192,7 @@
         <w:rPr>
           <w:color w:val="000000"/>
         </w:rPr>
-        <w:t>Построим эскиз над</w:t>
-      </w:r>
-      <w:r>
-        <w:rPr>
-          <w:color w:val="000000"/>
-        </w:rPr>
-        <w:t xml:space="preserve"> нашим телом в плоскости, параллельной плоскости XOY (рис.41).</w:t>
+        <w:t>Построим эскиз над нашим телом в плоскости, параллельной плоскости XOY (рис.41).</w:t>
       </w:r>
     </w:p>
     <w:p>
@@ -14759,13 +14465,7 @@
         <w:rPr>
           <w:color w:val="000000"/>
         </w:rPr>
-        <w:t>Вытянем эскиз с вычитанием из нашего тела так, чтобы пределами вычитания стали верхняя поверхность и её сдвинутая копия (ри</w:t>
-      </w:r>
-      <w:r>
-        <w:rPr>
-          <w:color w:val="000000"/>
-        </w:rPr>
-        <w:t>с.43). Результат такого вычитания показан на рис. 44.</w:t>
+        <w:t>Вытянем эскиз с вычитанием из нашего тела так, чтобы пределами вычитания стали верхняя поверхность и её сдвинутая копия (рис.43). Результат такого вычитания показан на рис. 44.</w:t>
       </w:r>
     </w:p>
     <w:p>
@@ -15192,13 +14892,7 @@
         <w:rPr>
           <w:color w:val="000000"/>
         </w:rPr>
-        <w:t>Эти кнопки должны быть отдельными телами, ч</w:t>
-      </w:r>
-      <w:r>
-        <w:rPr>
-          <w:color w:val="000000"/>
-        </w:rPr>
-        <w:t>тобы можно было выполнить их в виде оболочек (рис.47).</w:t>
+        <w:t>Эти кнопки должны быть отдельными телами, чтобы можно было выполнить их в виде оболочек (рис.47).</w:t>
       </w:r>
     </w:p>
     <w:p>
@@ -15330,13 +15024,7 @@
         <w:rPr>
           <w:color w:val="000000"/>
         </w:rPr>
-        <w:t xml:space="preserve"> некоторой угловой области поверхности, издали напоминающей угол чемодана (рис.21,22,23). Но это может быть и часть к</w:t>
-      </w:r>
-      <w:r>
-        <w:rPr>
-          <w:color w:val="000000"/>
-        </w:rPr>
-        <w:t>узова автомобиля, например.</w:t>
+        <w:t xml:space="preserve"> некоторой угловой области поверхности, издали напоминающей угол чемодана (рис.21,22,23). Но это может быть и часть кузова автомобиля, например.</w:t>
       </w:r>
     </w:p>
     <w:p>
@@ -15386,14 +15074,12 @@
         </w:rPr>
         <w:t xml:space="preserve">В каждом из вариантов </w:t>
       </w:r>
-      <w:proofErr w:type="gramStart"/>
-      <w:r>
-        <w:rPr>
-          <w:color w:val="000000"/>
-        </w:rPr>
-        <w:t>вам  будет</w:t>
-      </w:r>
-      <w:proofErr w:type="gramEnd"/>
+      <w:r>
+        <w:rPr>
+          <w:color w:val="000000"/>
+        </w:rPr>
+        <w:t>вам будет</w:t>
+      </w:r>
       <w:r>
         <w:rPr>
           <w:color w:val="000000"/>
@@ -15714,13 +15400,7 @@
         <w:rPr>
           <w:color w:val="000000"/>
         </w:rPr>
-        <w:t>Исходное состояние навигатора детали показано на рис.2. Конечно, в зависимости от варианта содержимое навигатора детал</w:t>
-      </w:r>
-      <w:r>
-        <w:rPr>
-          <w:color w:val="000000"/>
-        </w:rPr>
-        <w:t>и может немного меняться.</w:t>
+        <w:t>Исходное состояние навигатора детали показано на рис.2. Конечно, в зависимости от варианта содержимое навигатора детали может немного меняться.</w:t>
       </w:r>
     </w:p>
     <w:p>
@@ -15811,7 +15491,6 @@
         </w:rPr>
         <w:t xml:space="preserve">Линейчатая </w:t>
       </w:r>
-      <w:proofErr w:type="gramStart"/>
       <w:r>
         <w:rPr>
           <w:b/>
@@ -15831,23 +15510,20 @@
         <w:rPr>
           <w:color w:val="000000"/>
         </w:rPr>
-        <w:t xml:space="preserve"> легко</w:t>
-      </w:r>
-      <w:proofErr w:type="gramEnd"/>
+        <w:t>легко</w:t>
+      </w:r>
       <w:r>
         <w:rPr>
           <w:color w:val="000000"/>
         </w:rPr>
         <w:t xml:space="preserve"> построить две пересекающиеся поверхности (рис.3). При указании исходных кривых старайтесь начинать указание с одинакового края.  Обратите внимание на то, что каждая из полученных поверхностей состоит из </w:t>
       </w:r>
-      <w:proofErr w:type="gramStart"/>
-      <w:r>
-        <w:rPr>
-          <w:color w:val="000000"/>
-        </w:rPr>
-        <w:t>нескольких  граней</w:t>
-      </w:r>
-      <w:proofErr w:type="gramEnd"/>
+      <w:r>
+        <w:rPr>
+          <w:color w:val="000000"/>
+        </w:rPr>
+        <w:t>нескольких граней</w:t>
+      </w:r>
       <w:r>
         <w:rPr>
           <w:color w:val="000000"/>
@@ -15878,27 +15554,31 @@
         <w:rPr>
           <w:color w:val="000000"/>
         </w:rPr>
-        <w:t>Эти поверхности можно «скр</w:t>
-      </w:r>
-      <w:r>
-        <w:rPr>
-          <w:color w:val="000000"/>
-        </w:rPr>
-        <w:t xml:space="preserve">углить» с </w:t>
-      </w:r>
-      <w:proofErr w:type="gramStart"/>
-      <w:r>
-        <w:rPr>
-          <w:color w:val="000000"/>
-        </w:rPr>
-        <w:t>обрезанием  ненужных</w:t>
-      </w:r>
-      <w:proofErr w:type="gramEnd"/>
-      <w:r>
-        <w:rPr>
-          <w:color w:val="000000"/>
-        </w:rPr>
-        <w:t xml:space="preserve"> частей  командой </w:t>
+        <w:t xml:space="preserve">Эти поверхности можно «скруглить» с </w:t>
+      </w:r>
+      <w:r>
+        <w:rPr>
+          <w:color w:val="000000"/>
+        </w:rPr>
+        <w:t>обрезанием ненужных</w:t>
+      </w:r>
+      <w:r>
+        <w:rPr>
+          <w:color w:val="000000"/>
+        </w:rPr>
+        <w:t xml:space="preserve"> </w:t>
+      </w:r>
+      <w:r>
+        <w:rPr>
+          <w:color w:val="000000"/>
+        </w:rPr>
+        <w:t>частей командой</w:t>
+      </w:r>
+      <w:r>
+        <w:rPr>
+          <w:color w:val="000000"/>
+        </w:rPr>
+        <w:t xml:space="preserve"> </w:t>
       </w:r>
       <w:r>
         <w:rPr>
@@ -15913,13 +15593,27 @@
           <w:i/>
           <w:color w:val="000000"/>
         </w:rPr>
-        <w:t>Скругление граней</w:t>
-      </w:r>
-      <w:r>
-        <w:rPr>
-          <w:color w:val="000000"/>
-        </w:rPr>
-        <w:t xml:space="preserve">  . </w:t>
+        <w:t xml:space="preserve">Скругление </w:t>
+      </w:r>
+      <w:r>
+        <w:rPr>
+          <w:b/>
+          <w:i/>
+          <w:color w:val="000000"/>
+        </w:rPr>
+        <w:t>граней</w:t>
+      </w:r>
+      <w:r>
+        <w:rPr>
+          <w:color w:val="000000"/>
+        </w:rPr>
+        <w:t>.</w:t>
+      </w:r>
+      <w:r>
+        <w:rPr>
+          <w:color w:val="000000"/>
+        </w:rPr>
+        <w:t xml:space="preserve"> </w:t>
       </w:r>
     </w:p>
     <w:p>
@@ -15971,22 +15665,14 @@
         <w:rPr>
           <w:color w:val="000000"/>
         </w:rPr>
-        <w:t>При выполнении этой команды следите за т</w:t>
-      </w:r>
-      <w:r>
-        <w:rPr>
-          <w:color w:val="000000"/>
-        </w:rPr>
-        <w:t xml:space="preserve">ем, где вы предполагаете расположить центр радиуса скругления. Для этого правильно направляйте </w:t>
-      </w:r>
-      <w:proofErr w:type="gramStart"/>
-      <w:r>
-        <w:rPr>
-          <w:color w:val="000000"/>
-        </w:rPr>
-        <w:t>соответствующие  стрелки</w:t>
-      </w:r>
-      <w:proofErr w:type="gramEnd"/>
+        <w:t xml:space="preserve">При выполнении этой команды следите за тем, где вы предполагаете расположить центр радиуса скругления. Для этого правильно направляйте </w:t>
+      </w:r>
+      <w:r>
+        <w:rPr>
+          <w:color w:val="000000"/>
+        </w:rPr>
+        <w:t>соответствующие стрелки</w:t>
+      </w:r>
       <w:r>
         <w:rPr>
           <w:color w:val="000000"/>
@@ -16030,13 +15716,7 @@
         <w:rPr>
           <w:color w:val="000000"/>
         </w:rPr>
-        <w:t xml:space="preserve"> – 200 или 300 мм. Результат такого скругления</w:t>
-      </w:r>
-      <w:r>
-        <w:rPr>
-          <w:color w:val="000000"/>
-        </w:rPr>
-        <w:t xml:space="preserve"> показан на рис.5.</w:t>
+        <w:t xml:space="preserve"> – 200 или 300 мм. Результат такого скругления показан на рис.5.</w:t>
       </w:r>
     </w:p>
     <w:p>
@@ -16090,25 +15770,17 @@
         </w:rPr>
         <w:t xml:space="preserve">Поверхность, изображенная на рис.5, является для вас исходной поверхностью. Именно эту поверхность, состоящую из многих </w:t>
       </w:r>
-      <w:proofErr w:type="gramStart"/>
-      <w:r>
-        <w:rPr>
-          <w:color w:val="000000"/>
-        </w:rPr>
-        <w:t>граней,  вам</w:t>
-      </w:r>
-      <w:proofErr w:type="gramEnd"/>
-      <w:r>
-        <w:rPr>
-          <w:color w:val="000000"/>
-        </w:rPr>
-        <w:t xml:space="preserve"> и предстоит сгладить. Сохраняйте её для того, чтобы потом сравнить исхо</w:t>
-      </w:r>
-      <w:r>
-        <w:rPr>
-          <w:color w:val="000000"/>
-        </w:rPr>
-        <w:t xml:space="preserve">дную и сглаженную поверхности. </w:t>
+      <w:r>
+        <w:rPr>
+          <w:color w:val="000000"/>
+        </w:rPr>
+        <w:t>граней, вам</w:t>
+      </w:r>
+      <w:r>
+        <w:rPr>
+          <w:color w:val="000000"/>
+        </w:rPr>
+        <w:t xml:space="preserve"> и предстоит сгладить. Сохраняйте её для того, чтобы потом сравнить исходную и сглаженную поверхности. </w:t>
       </w:r>
     </w:p>
     <w:p>
@@ -16420,14 +16092,12 @@
         </w:rPr>
         <w:t xml:space="preserve">Постройте две вспомогательные плоскости на расстоянии 200, 250 </w:t>
       </w:r>
-      <w:proofErr w:type="gramStart"/>
-      <w:r>
-        <w:rPr>
-          <w:color w:val="000000"/>
-        </w:rPr>
-        <w:t>мм  от</w:t>
-      </w:r>
-      <w:proofErr w:type="gramEnd"/>
+      <w:r>
+        <w:rPr>
+          <w:color w:val="000000"/>
+        </w:rPr>
+        <w:t>мм от</w:t>
+      </w:r>
       <w:r>
         <w:rPr>
           <w:color w:val="000000"/>
@@ -16465,14 +16135,7 @@
           <w:i/>
           <w:color w:val="000000"/>
         </w:rPr>
-        <w:t>Вставить \ Кривые из тел</w:t>
-      </w:r>
-      <w:r>
-        <w:rPr>
-          <w:i/>
-          <w:color w:val="000000"/>
-        </w:rPr>
-        <w:t xml:space="preserve"> \ </w:t>
+        <w:t xml:space="preserve">Вставить \ Кривые из тел \ </w:t>
       </w:r>
       <w:r>
         <w:rPr>
@@ -16488,14 +16151,18 @@
         </w:rPr>
         <w:t xml:space="preserve"> постройте линии </w:t>
       </w:r>
-      <w:proofErr w:type="gramStart"/>
-      <w:r>
-        <w:rPr>
-          <w:color w:val="000000"/>
-        </w:rPr>
-        <w:t>пересечения  исходной</w:t>
-      </w:r>
-      <w:proofErr w:type="gramEnd"/>
+      <w:r>
+        <w:rPr>
+          <w:color w:val="000000"/>
+        </w:rPr>
+        <w:tab/>
+      </w:r>
+      <w:r>
+        <w:rPr>
+          <w:color w:val="000000"/>
+        </w:rPr>
+        <w:t>пересечения исходной</w:t>
+      </w:r>
       <w:r>
         <w:rPr>
           <w:color w:val="000000"/>
@@ -16539,13 +16206,7 @@
         <w:rPr>
           <w:color w:val="000000"/>
         </w:rPr>
-        <w:t>Причем, результат пересечения – эт</w:t>
-      </w:r>
-      <w:r>
-        <w:rPr>
-          <w:color w:val="000000"/>
-        </w:rPr>
-        <w:t>о многие сплайны (рис.8).</w:t>
+        <w:t>Причем, результат пересечения – это многие сплайны (рис.8).</w:t>
       </w:r>
     </w:p>
     <w:p>
@@ -16887,13 +16548,7 @@
         <w:rPr>
           <w:color w:val="000000"/>
         </w:rPr>
-        <w:t xml:space="preserve"> выделите (как отдельные кривые) нижние ребра исходной поверхности (рис.11). При вы</w:t>
-      </w:r>
-      <w:r>
-        <w:rPr>
-          <w:color w:val="000000"/>
-        </w:rPr>
-        <w:t xml:space="preserve">полнении этой команды используйте опцию </w:t>
+        <w:t xml:space="preserve"> выделите (как отдельные кривые) нижние ребра исходной поверхности (рис.11). При выполнении этой команды используйте опцию </w:t>
       </w:r>
       <w:r>
         <w:rPr>
@@ -16982,20 +16637,12 @@
         </w:rPr>
         <w:t xml:space="preserve">При необходимости постарайтесь </w:t>
       </w:r>
-      <w:proofErr w:type="gramStart"/>
-      <w:r>
-        <w:rPr>
-          <w:color w:val="000000"/>
-        </w:rPr>
-        <w:t>с</w:t>
-      </w:r>
-      <w:r>
-        <w:rPr>
-          <w:color w:val="000000"/>
-        </w:rPr>
-        <w:t>гладить  кривые</w:t>
-      </w:r>
-      <w:proofErr w:type="gramEnd"/>
+      <w:r>
+        <w:rPr>
+          <w:color w:val="000000"/>
+        </w:rPr>
+        <w:t>сгладить кривые</w:t>
+      </w:r>
       <w:r>
         <w:rPr>
           <w:color w:val="000000"/>
@@ -17242,6 +16889,13 @@
       <w:r>
         <w:rPr>
           <w:rFonts w:ascii="Arial" w:eastAsia="Arial" w:hAnsi="Arial" w:cs="Arial"/>
+          <w:color w:val="000000"/>
+        </w:rPr>
+        <w:tab/>
+      </w:r>
+      <w:r>
+        <w:rPr>
+          <w:rFonts w:ascii="Arial" w:eastAsia="Arial" w:hAnsi="Arial" w:cs="Arial"/>
           <w:b/>
           <w:i/>
           <w:noProof/>
@@ -17415,13 +17069,7 @@
         <w:rPr>
           <w:color w:val="000000"/>
         </w:rPr>
-        <w:t xml:space="preserve"> заплатки (пара сечений и пара направляющих). По мере указания поверхность будет динамически принимать формы как на рис. 14 – 16, но в итоге будет по</w:t>
-      </w:r>
-      <w:r>
-        <w:rPr>
-          <w:color w:val="000000"/>
-        </w:rPr>
-        <w:t>строена.</w:t>
+        <w:t xml:space="preserve"> заплатки (пара сечений и пара направляющих). По мере указания поверхность будет динамически принимать формы как на рис. 14 – 16, но в итоге будет построена.</w:t>
       </w:r>
     </w:p>
     <w:p>
@@ -17542,13 +17190,7 @@
         <w:rPr>
           <w:color w:val="000000"/>
         </w:rPr>
-        <w:t xml:space="preserve"> (рис.18). Степень выглаженной кривой мо</w:t>
-      </w:r>
-      <w:r>
-        <w:rPr>
-          <w:color w:val="000000"/>
-        </w:rPr>
-        <w:t xml:space="preserve">жете задать в пределах 3 – </w:t>
+        <w:t xml:space="preserve"> (рис.18). Степень выглаженной кривой можете задать в пределах 3 – </w:t>
       </w:r>
       <w:proofErr w:type="gramStart"/>
       <w:r>
@@ -17820,13 +17462,7 @@
         <w:rPr>
           <w:color w:val="000000"/>
         </w:rPr>
-        <w:t xml:space="preserve">                         рис.17                              рис.18                </w:t>
-      </w:r>
-      <w:r>
-        <w:rPr>
-          <w:color w:val="000000"/>
-        </w:rPr>
-        <w:t xml:space="preserve">                       рис.19                    рис.20</w:t>
+        <w:t xml:space="preserve">                         рис.17                              рис.18                                       рис.19                    рис.20</w:t>
       </w:r>
     </w:p>
     <w:p>
@@ -18112,13 +17748,7 @@
         <w:rPr>
           <w:color w:val="000000"/>
         </w:rPr>
-        <w:t xml:space="preserve">                       </w:t>
-      </w:r>
-      <w:r>
-        <w:rPr>
-          <w:color w:val="000000"/>
-        </w:rPr>
-        <w:t>рис.21                                                рис.22                              рис23</w:t>
+        <w:t xml:space="preserve">                       рис.21                                                рис.22                              рис23</w:t>
       </w:r>
     </w:p>
     <w:p>
@@ -18210,14 +17840,12 @@
         </w:rPr>
         <w:t xml:space="preserve">В этом </w:t>
       </w:r>
-      <w:proofErr w:type="gramStart"/>
-      <w:r>
-        <w:rPr>
-          <w:color w:val="000000"/>
-        </w:rPr>
-        <w:t>примере  вы</w:t>
-      </w:r>
-      <w:proofErr w:type="gramEnd"/>
+      <w:r>
+        <w:rPr>
+          <w:color w:val="000000"/>
+        </w:rPr>
+        <w:t>примере вы</w:t>
+      </w:r>
       <w:r>
         <w:rPr>
           <w:color w:val="000000"/>
@@ -18235,7 +17863,19 @@
         <w:rPr>
           <w:color w:val="000000"/>
         </w:rPr>
-        <w:t xml:space="preserve"> в проектировании  многих обводов капота, фюзеляжа, фонаря и других элементов самолета (рис.6, 7). </w:t>
+        <w:t xml:space="preserve"> в </w:t>
+      </w:r>
+      <w:r>
+        <w:rPr>
+          <w:color w:val="000000"/>
+        </w:rPr>
+        <w:t>проектировании многих</w:t>
+      </w:r>
+      <w:r>
+        <w:rPr>
+          <w:color w:val="000000"/>
+        </w:rPr>
+        <w:t xml:space="preserve"> обводов капота, фюзеляжа, фонаря и других элементов самолета (рис.6, 7). </w:t>
       </w:r>
     </w:p>
     <w:p>
@@ -18399,13 +18039,7 @@
         <w:rPr>
           <w:color w:val="000000"/>
         </w:rPr>
-        <w:t xml:space="preserve">                    рис.1                              </w:t>
-      </w:r>
-      <w:r>
-        <w:rPr>
-          <w:color w:val="000000"/>
-        </w:rPr>
-        <w:t xml:space="preserve">                                  рис.2</w:t>
+        <w:t xml:space="preserve">                    рис.1                                                                рис.2</w:t>
       </w:r>
     </w:p>
     <w:p>
@@ -18443,14 +18077,12 @@
           <w:color w:val="000000"/>
         </w:rPr>
       </w:pPr>
-      <w:proofErr w:type="gramStart"/>
-      <w:r>
-        <w:rPr>
-          <w:color w:val="000000"/>
-        </w:rPr>
-        <w:t>Все  команды</w:t>
-      </w:r>
-      <w:proofErr w:type="gramEnd"/>
+      <w:r>
+        <w:rPr>
+          <w:color w:val="000000"/>
+        </w:rPr>
+        <w:t>Все команды</w:t>
+      </w:r>
       <w:r>
         <w:rPr>
           <w:color w:val="000000"/>
@@ -18503,13 +18135,7 @@
           <w:color w:val="000000"/>
         </w:rPr>
         <w:lastRenderedPageBreak/>
-        <w:t>Кроме этого, перечень команд по построению конических поверхностей м</w:t>
-      </w:r>
-      <w:r>
-        <w:rPr>
-          <w:color w:val="000000"/>
-        </w:rPr>
-        <w:t xml:space="preserve">ожно найти в инструментальной панели </w:t>
+        <w:t xml:space="preserve">Кроме этого, перечень команд по построению конических поверхностей можно найти в инструментальной панели </w:t>
       </w:r>
       <w:r>
         <w:rPr>
@@ -18851,13 +18477,7 @@
         <w:rPr>
           <w:color w:val="000000"/>
         </w:rPr>
-        <w:t>На экране будут представлены только исходные пространственные кривые и вспомогательн</w:t>
-      </w:r>
-      <w:r>
-        <w:rPr>
-          <w:color w:val="000000"/>
-        </w:rPr>
-        <w:t>ые плоскости (рис.5). Обратите внимание на то, что в навигаторе детали (рис.2</w:t>
+        <w:t>На экране будут представлены только исходные пространственные кривые и вспомогательные плоскости (рис.5). Обратите внимание на то, что в навигаторе детали (рис.2</w:t>
       </w:r>
       <w:r>
         <w:rPr>
@@ -18917,13 +18537,7 @@
         <w:rPr>
           <w:color w:val="000000"/>
         </w:rPr>
-        <w:t xml:space="preserve"> пр. </w:t>
-      </w:r>
-      <w:r>
-        <w:rPr>
-          <w:color w:val="000000"/>
-        </w:rPr>
-        <w:t xml:space="preserve"> </w:t>
+        <w:t xml:space="preserve"> пр.  </w:t>
       </w:r>
     </w:p>
     <w:p>
@@ -19225,14 +18839,7 @@
           <w:b/>
           <w:color w:val="000000"/>
         </w:rPr>
-        <w:t>поверх</w:t>
-      </w:r>
-      <w:r>
-        <w:rPr>
-          <w:b/>
-          <w:color w:val="000000"/>
-        </w:rPr>
-        <w:t>ности</w:t>
+        <w:t>поверхности</w:t>
       </w:r>
       <w:r>
         <w:rPr>
@@ -19791,13 +19398,7 @@
         <w:rPr>
           <w:color w:val="000000"/>
         </w:rPr>
-        <w:t xml:space="preserve">                       Рис.8                                   рис.9                              </w:t>
-      </w:r>
-      <w:r>
-        <w:rPr>
-          <w:color w:val="000000"/>
-        </w:rPr>
-        <w:t xml:space="preserve">                      рис.10</w:t>
+        <w:t xml:space="preserve">                       Рис.8                                   рис.9                                                    рис.10</w:t>
       </w:r>
     </w:p>
     <w:p>
@@ -20088,14 +19689,12 @@
         </w:rPr>
         <w:t xml:space="preserve">Диалоговое </w:t>
       </w:r>
-      <w:proofErr w:type="gramStart"/>
-      <w:r>
-        <w:rPr>
-          <w:color w:val="000000"/>
-        </w:rPr>
-        <w:t>окно  команды</w:t>
-      </w:r>
-      <w:proofErr w:type="gramEnd"/>
+      <w:r>
+        <w:rPr>
+          <w:color w:val="000000"/>
+        </w:rPr>
+        <w:t>окно команды</w:t>
+      </w:r>
       <w:r>
         <w:rPr>
           <w:color w:val="000000"/>
@@ -20139,13 +19738,7 @@
         <w:rPr>
           <w:color w:val="000000"/>
         </w:rPr>
-        <w:t>В качестве входных данных в этой команде следует</w:t>
-      </w:r>
-      <w:r>
-        <w:rPr>
-          <w:color w:val="000000"/>
-        </w:rPr>
-        <w:t xml:space="preserve"> указать:</w:t>
+        <w:t>В качестве входных данных в этой команде следует указать:</w:t>
       </w:r>
     </w:p>
     <w:p>
@@ -20232,25 +19825,17 @@
         </w:rPr>
         <w:t xml:space="preserve"> – это такая кривая или прямая, в каждой точке которой будущая поверхность конического сечения будет </w:t>
       </w:r>
-      <w:proofErr w:type="gramStart"/>
-      <w:r>
-        <w:rPr>
-          <w:color w:val="000000"/>
-        </w:rPr>
-        <w:t>ей  перпендикулярна</w:t>
-      </w:r>
-      <w:proofErr w:type="gramEnd"/>
-      <w:r>
-        <w:rPr>
-          <w:color w:val="000000"/>
-        </w:rPr>
-        <w:t>. В качестве этой кривой мы указываем предварительно построенную прямую линию, исходящую из начала координат, и параллельную оси Х. Прям</w:t>
-      </w:r>
-      <w:r>
-        <w:rPr>
-          <w:color w:val="000000"/>
-        </w:rPr>
-        <w:t>ую нужно построить достаточно длинную (3700 мм), потому что именно эта прямая в конечном итоге определит длину построенного фюзеляжа.</w:t>
+      <w:r>
+        <w:rPr>
+          <w:color w:val="000000"/>
+        </w:rPr>
+        <w:t>ей перпендикулярна</w:t>
+      </w:r>
+      <w:r>
+        <w:rPr>
+          <w:color w:val="000000"/>
+        </w:rPr>
+        <w:t>. В качестве этой кривой мы указываем предварительно построенную прямую линию, исходящую из начала координат, и параллельную оси Х. Прямую нужно построить достаточно длинную (3700 мм), потому что именно эта прямая в конечном итоге определит длину построенного фюзеляжа.</w:t>
       </w:r>
     </w:p>
     <w:p>
@@ -20477,13 +20062,7 @@
         <w:rPr>
           <w:color w:val="000000"/>
         </w:rPr>
-        <w:t xml:space="preserve">Обратите внимание на то, что после выполнения операции из навигатора детали исчезают строки </w:t>
-      </w:r>
-      <w:r>
-        <w:rPr>
-          <w:color w:val="000000"/>
-        </w:rPr>
-        <w:t>исходных кривых. В рабочем поле эти кривые остаются.</w:t>
+        <w:t>Обратите внимание на то, что после выполнения операции из навигатора детали исчезают строки исходных кривых. В рабочем поле эти кривые остаются.</w:t>
       </w:r>
     </w:p>
     <w:p>
@@ -20579,21 +20158,7 @@
         <w:rPr>
           <w:color w:val="000000"/>
         </w:rPr>
-        <w:t xml:space="preserve">В качестве направляющих кривых используем кривые «Максимальная полуширота» и </w:t>
-      </w:r>
-      <w:proofErr w:type="gramStart"/>
-      <w:r>
-        <w:rPr>
-          <w:color w:val="000000"/>
-        </w:rPr>
-        <w:t>«»Нижний</w:t>
-      </w:r>
-      <w:proofErr w:type="gramEnd"/>
-      <w:r>
-        <w:rPr>
-          <w:color w:val="000000"/>
-        </w:rPr>
-        <w:t xml:space="preserve"> </w:t>
+        <w:t xml:space="preserve">В качестве направляющих кривых используем кривые «Максимальная полуширота» и «Нижний </w:t>
       </w:r>
       <w:proofErr w:type="spellStart"/>
       <w:r>
@@ -20635,19 +20200,29 @@
         </w:rPr>
         <w:t xml:space="preserve">Так </w:t>
       </w:r>
-      <w:proofErr w:type="gramStart"/>
-      <w:r>
-        <w:rPr>
-          <w:color w:val="000000"/>
-        </w:rPr>
-        <w:t>же  предварительно</w:t>
-      </w:r>
-      <w:proofErr w:type="gramEnd"/>
-      <w:r>
-        <w:rPr>
-          <w:color w:val="000000"/>
-        </w:rPr>
-        <w:t xml:space="preserve"> простым вытягиванием, строим  поверхности, к которым фюзеляж будет параллелен в самом начале (рис.20).</w:t>
+      <w:r>
+        <w:rPr>
+          <w:color w:val="000000"/>
+        </w:rPr>
+        <w:t>же предварительно</w:t>
+      </w:r>
+      <w:r>
+        <w:rPr>
+          <w:color w:val="000000"/>
+        </w:rPr>
+        <w:t xml:space="preserve"> простым вытягиванием, </w:t>
+      </w:r>
+      <w:r>
+        <w:rPr>
+          <w:color w:val="000000"/>
+        </w:rPr>
+        <w:t>строим поверхности</w:t>
+      </w:r>
+      <w:r>
+        <w:rPr>
+          <w:color w:val="000000"/>
+        </w:rPr>
+        <w:t>, к которым фюзеляж будет параллелен в самом начале (рис.20).</w:t>
       </w:r>
     </w:p>
     <w:p>
@@ -20673,13 +20248,7 @@
         <w:rPr>
           <w:color w:val="000000"/>
         </w:rPr>
-        <w:t>В качестве опорной кривой применим</w:t>
-      </w:r>
-      <w:r>
-        <w:rPr>
-          <w:color w:val="000000"/>
-        </w:rPr>
-        <w:t xml:space="preserve"> всё ту же предварительно построенную прямую (рис.20).</w:t>
+        <w:t>В качестве опорной кривой применим всё ту же предварительно построенную прямую (рис.20).</w:t>
       </w:r>
     </w:p>
     <w:p>
@@ -20707,14 +20276,12 @@
         </w:rPr>
         <w:t xml:space="preserve">В этом построении дискриминант зададим </w:t>
       </w:r>
-      <w:proofErr w:type="gramStart"/>
-      <w:r>
-        <w:rPr>
-          <w:color w:val="000000"/>
-        </w:rPr>
-        <w:t>переменным  -</w:t>
-      </w:r>
-      <w:proofErr w:type="gramEnd"/>
+      <w:r>
+        <w:rPr>
+          <w:color w:val="000000"/>
+        </w:rPr>
+        <w:t>переменным -</w:t>
+      </w:r>
       <w:r>
         <w:rPr>
           <w:color w:val="000000"/>
@@ -20758,13 +20325,7 @@
         <w:rPr>
           <w:color w:val="000000"/>
         </w:rPr>
-        <w:t>Результат построения капота</w:t>
-      </w:r>
-      <w:r>
-        <w:rPr>
-          <w:color w:val="000000"/>
-        </w:rPr>
-        <w:t xml:space="preserve"> (красный) и фюзеляжа (зеленый) показан на рис. 16. </w:t>
+        <w:t xml:space="preserve">Результат построения капота (красный) и фюзеляжа (зеленый) показан на рис. 16. </w:t>
       </w:r>
     </w:p>
     <w:p>
@@ -20799,14 +20360,12 @@
         </w:rPr>
         <w:t xml:space="preserve">: то обстоятельство, </w:t>
       </w:r>
-      <w:proofErr w:type="gramStart"/>
-      <w:r>
-        <w:rPr>
-          <w:color w:val="000000"/>
-        </w:rPr>
-        <w:t>что  на</w:t>
-      </w:r>
-      <w:proofErr w:type="gramEnd"/>
+      <w:r>
+        <w:rPr>
+          <w:color w:val="000000"/>
+        </w:rPr>
+        <w:t>что на</w:t>
+      </w:r>
       <w:r>
         <w:rPr>
           <w:color w:val="000000"/>
@@ -21016,13 +20575,7 @@
         <w:rPr>
           <w:color w:val="000000"/>
         </w:rPr>
-        <w:t xml:space="preserve">                        Рис. 16                   </w:t>
-      </w:r>
-      <w:r>
-        <w:rPr>
-          <w:color w:val="000000"/>
-        </w:rPr>
-        <w:t xml:space="preserve">                     рис.17                                                        рис.18</w:t>
+        <w:t xml:space="preserve">                        Рис. 16                                        рис.17                                                        рис.18</w:t>
       </w:r>
     </w:p>
     <w:p>
@@ -21253,19 +20806,17 @@
         </w:rPr>
         <w:t xml:space="preserve">Чтобы построить фонарь кабины, нужно подготовить стык поверхностей будущего фонаря и капота. А именно, нужно обрезать капот плоскостью </w:t>
       </w:r>
-      <w:proofErr w:type="gramStart"/>
-      <w:r>
-        <w:rPr>
-          <w:color w:val="000000"/>
-        </w:rPr>
-        <w:t>«..</w:t>
-      </w:r>
-      <w:proofErr w:type="gramEnd"/>
-      <w:r>
-        <w:rPr>
-          <w:color w:val="000000"/>
-        </w:rPr>
-        <w:t xml:space="preserve">передней балки фонаря» (рис.21, 22). Обрезаем только капот! </w:t>
+      <w:r>
+        <w:rPr>
+          <w:color w:val="000000"/>
+        </w:rPr>
+        <w:t>«передней</w:t>
+      </w:r>
+      <w:r>
+        <w:rPr>
+          <w:color w:val="000000"/>
+        </w:rPr>
+        <w:t xml:space="preserve"> балки фонаря» (рис.21, 22). Обрезаем только капот! </w:t>
       </w:r>
     </w:p>
     <w:p>
@@ -21551,13 +21102,7 @@
         <w:rPr>
           <w:color w:val="000000"/>
         </w:rPr>
-        <w:t>Далее построим собственно поверхност</w:t>
-      </w:r>
-      <w:r>
-        <w:rPr>
-          <w:color w:val="000000"/>
-        </w:rPr>
-        <w:t xml:space="preserve">ь фонаря. Применим всё ту же команду построения конического сечения </w:t>
+        <w:t xml:space="preserve">Далее построим собственно поверхность фонаря. Применим всё ту же команду построения конического сечения </w:t>
       </w:r>
       <w:r>
         <w:rPr>
@@ -21815,11 +21360,28 @@
           <w:color w:val="000000"/>
         </w:rPr>
       </w:pPr>
+    </w:p>
+    <w:p>
+      <w:pPr>
+        <w:pBdr>
+          <w:top w:val="nil"/>
+          <w:left w:val="nil"/>
+          <w:bottom w:val="nil"/>
+          <w:right w:val="nil"/>
+          <w:between w:val="nil"/>
+        </w:pBdr>
+        <w:spacing w:line="240" w:lineRule="auto"/>
+        <w:ind w:left="0" w:hanging="2"/>
+        <w:rPr>
+          <w:color w:val="000000"/>
+        </w:rPr>
+      </w:pPr>
       <w:r>
         <w:rPr>
           <w:noProof/>
           <w:color w:val="000000"/>
         </w:rPr>
+        <w:lastRenderedPageBreak/>
         <w:drawing>
           <wp:inline distT="0" distB="0" distL="114300" distR="114300" wp14:anchorId="04AB2383" wp14:editId="347E1E93">
             <wp:extent cx="1819275" cy="2076450"/>
@@ -22201,13 +21763,7 @@
         <w:rPr>
           <w:color w:val="000000"/>
         </w:rPr>
-        <w:t xml:space="preserve"> </w:t>
-      </w:r>
-      <w:r>
-        <w:rPr>
-          <w:color w:val="000000"/>
-        </w:rPr>
-        <w:t xml:space="preserve">проецируем сплайн </w:t>
+        <w:t xml:space="preserve"> проецируем сплайн </w:t>
       </w:r>
       <w:r>
         <w:rPr>
@@ -22301,14 +21857,7 @@
           <w:i/>
           <w:color w:val="000000"/>
         </w:rPr>
-        <w:t xml:space="preserve">Расширить </w:t>
-      </w:r>
-      <w:r>
-        <w:rPr>
-          <w:i/>
-          <w:color w:val="000000"/>
-        </w:rPr>
-        <w:t>до ребер грани</w:t>
+        <w:t>Расширить до ребер грани</w:t>
       </w:r>
       <w:r>
         <w:rPr>
@@ -22714,13 +22263,7 @@
         <w:rPr>
           <w:color w:val="000000"/>
         </w:rPr>
-        <w:t xml:space="preserve">                        рис.28                 </w:t>
-      </w:r>
-      <w:r>
-        <w:rPr>
-          <w:color w:val="000000"/>
-        </w:rPr>
-        <w:t xml:space="preserve">                     рис.29                                        рис.30</w:t>
+        <w:t xml:space="preserve">                        рис.28                                      рис.29                                        рис.30</w:t>
       </w:r>
     </w:p>
     <w:p>
@@ -22808,7 +22351,6 @@
           <w:noProof/>
           <w:color w:val="000000"/>
         </w:rPr>
-        <w:lastRenderedPageBreak/>
         <w:drawing>
           <wp:inline distT="0" distB="0" distL="114300" distR="114300" wp14:anchorId="0A265451" wp14:editId="7B7D6277">
             <wp:extent cx="1610360" cy="808990"/>
@@ -22975,13 +22517,7 @@
         <w:rPr>
           <w:color w:val="000000"/>
         </w:rPr>
-        <w:t xml:space="preserve">                       рис.31                                  рис.32                    </w:t>
-      </w:r>
-      <w:r>
-        <w:rPr>
-          <w:color w:val="000000"/>
-        </w:rPr>
-        <w:t xml:space="preserve">                    рис.33</w:t>
+        <w:t xml:space="preserve">                       рис.31                                  рис.32                                        рис.33</w:t>
       </w:r>
     </w:p>
     <w:p>
@@ -23426,13 +22962,7 @@
         <w:rPr>
           <w:color w:val="000000"/>
         </w:rPr>
-        <w:t>Д</w:t>
-      </w:r>
-      <w:r>
-        <w:rPr>
-          <w:color w:val="000000"/>
-        </w:rPr>
-        <w:t xml:space="preserve">ля этого воспользуемся командой </w:t>
+        <w:t xml:space="preserve">Для этого воспользуемся командой </w:t>
       </w:r>
       <w:r>
         <w:rPr>
@@ -23484,6 +23014,7 @@
           <w:noProof/>
           <w:color w:val="000000"/>
         </w:rPr>
+        <w:lastRenderedPageBreak/>
         <w:drawing>
           <wp:inline distT="0" distB="0" distL="114300" distR="114300" wp14:anchorId="609889F2" wp14:editId="56F0F7F5">
             <wp:extent cx="2847975" cy="561975"/>
@@ -23645,7 +23176,6 @@
         <w:rPr>
           <w:color w:val="000000"/>
         </w:rPr>
-        <w:lastRenderedPageBreak/>
         <w:t>Результат расширения показан на рис.38.</w:t>
       </w:r>
     </w:p>
@@ -23851,13 +23381,7 @@
         <w:rPr>
           <w:color w:val="000000"/>
         </w:rPr>
-        <w:t xml:space="preserve">                            рис.39 </w:t>
-      </w:r>
-      <w:r>
-        <w:rPr>
-          <w:color w:val="000000"/>
-        </w:rPr>
-        <w:t xml:space="preserve">                                                рис.40                                      рис.41</w:t>
+        <w:t xml:space="preserve">                            рис.39                                                 рис.40                                      рис.41</w:t>
       </w:r>
     </w:p>
     <w:p>
@@ -23925,13 +23449,7 @@
         <w:rPr>
           <w:color w:val="000000"/>
         </w:rPr>
-        <w:t xml:space="preserve"> … в диалоговом окне этой команды показано на рис. 39. Результат скругления</w:t>
-      </w:r>
-      <w:r>
-        <w:rPr>
-          <w:color w:val="000000"/>
-        </w:rPr>
-        <w:t xml:space="preserve"> показан на рис.40.</w:t>
+        <w:t xml:space="preserve"> … в диалоговом окне этой команды показано на рис. 39. Результат скругления показан на рис.40.</w:t>
       </w:r>
     </w:p>
     <w:p>
@@ -24206,14 +23724,7 @@
           <w:i/>
           <w:color w:val="000000"/>
         </w:rPr>
-        <w:t>заборник</w:t>
-      </w:r>
-      <w:r>
-        <w:rPr>
-          <w:i/>
-          <w:color w:val="000000"/>
-        </w:rPr>
-        <w:t xml:space="preserve">а  </w:t>
+        <w:t xml:space="preserve">заборника  </w:t>
       </w:r>
       <w:r>
         <w:rPr>
@@ -24278,6 +23789,7 @@
         <w:rPr>
           <w:color w:val="000000"/>
         </w:rPr>
+        <w:lastRenderedPageBreak/>
         <w:t>Осталось только обрезать поверхность заборника плоскостью XOY (рис.43, 44).</w:t>
       </w:r>
     </w:p>
@@ -24351,14 +23863,7 @@
           <w:i/>
           <w:color w:val="000000"/>
         </w:rPr>
-        <w:t>Вставить \ Ассоциативная ссылка \ Г</w:t>
-      </w:r>
-      <w:r>
-        <w:rPr>
-          <w:i/>
-          <w:color w:val="000000"/>
-        </w:rPr>
-        <w:t>еометрия массива</w:t>
+        <w:t>Вставить \ Ассоциативная ссылка \ Геометрия массива</w:t>
       </w:r>
       <w:r>
         <w:rPr>
@@ -24933,13 +24438,7 @@
         <w:rPr>
           <w:color w:val="000000"/>
         </w:rPr>
-        <w:t>Исходное состояние рабочег</w:t>
-      </w:r>
-      <w:r>
-        <w:rPr>
-          <w:color w:val="000000"/>
-        </w:rPr>
-        <w:t xml:space="preserve">о поля </w:t>
+        <w:t xml:space="preserve">Исходное состояние рабочего поля </w:t>
       </w:r>
       <w:proofErr w:type="gramStart"/>
       <w:r>
@@ -25251,13 +24750,7 @@
         <w:rPr>
           <w:color w:val="000000"/>
         </w:rPr>
-        <w:t>конических кривых и один сплайн (как на рис.5), чтобы пот</w:t>
-      </w:r>
-      <w:r>
-        <w:rPr>
-          <w:color w:val="000000"/>
-        </w:rPr>
-        <w:t>ом по ним провести гладкую поверхность.</w:t>
+        <w:t>конических кривых и один сплайн (как на рис.5), чтобы потом по ним провести гладкую поверхность.</w:t>
       </w:r>
     </w:p>
     <w:p>
@@ -25348,6 +24841,7 @@
           <w:noProof/>
           <w:color w:val="000000"/>
         </w:rPr>
+        <w:lastRenderedPageBreak/>
         <w:drawing>
           <wp:inline distT="0" distB="0" distL="114300" distR="114300" wp14:anchorId="6B4DD20F" wp14:editId="238086F5">
             <wp:extent cx="1924050" cy="1123950"/>
@@ -25514,13 +25008,7 @@
         <w:rPr>
           <w:color w:val="000000"/>
         </w:rPr>
-        <w:t xml:space="preserve">                 </w:t>
-      </w:r>
-      <w:r>
-        <w:rPr>
-          <w:color w:val="000000"/>
-        </w:rPr>
-        <w:t xml:space="preserve">    рис.4                                    рис.5                                               рис.6</w:t>
+        <w:t xml:space="preserve">                     рис.4                                    рис.5                                               рис.6</w:t>
       </w:r>
     </w:p>
     <w:p>
@@ -25562,13 +25050,7 @@
         <w:rPr>
           <w:color w:val="000000"/>
         </w:rPr>
-        <w:t>На рис.6 показана коническая кривая, построенная по точкам эскиза. Вспомогательные прямые и точки эскиза на рисунке представлены коричневыми, штрих – пу</w:t>
-      </w:r>
-      <w:r>
-        <w:rPr>
-          <w:color w:val="000000"/>
-        </w:rPr>
-        <w:t xml:space="preserve">нктирными линиями. </w:t>
+        <w:t xml:space="preserve">На рис.6 показана коническая кривая, построенная по точкам эскиза. Вспомогательные прямые и точки эскиза на рисунке представлены коричневыми, штрих – пунктирными линиями. </w:t>
       </w:r>
     </w:p>
     <w:p>
@@ -25594,7 +25076,6 @@
         <w:rPr>
           <w:color w:val="000000"/>
         </w:rPr>
-        <w:lastRenderedPageBreak/>
         <w:t xml:space="preserve">Итак, вам придется построить 3 эскиза. Плоскости эскизов </w:t>
       </w:r>
       <w:proofErr w:type="gramStart"/>
@@ -26237,6 +25718,7 @@
           <w:b/>
           <w:color w:val="000000"/>
         </w:rPr>
+        <w:lastRenderedPageBreak/>
         <w:t>Сплайн</w:t>
       </w:r>
     </w:p>
@@ -26666,14 +26148,7 @@
         <w:rPr>
           <w:color w:val="000000"/>
         </w:rPr>
-        <w:lastRenderedPageBreak/>
-        <w:t>Для построения гладкой кри</w:t>
-      </w:r>
-      <w:r>
-        <w:rPr>
-          <w:color w:val="000000"/>
-        </w:rPr>
-        <w:t xml:space="preserve">вой примените команду </w:t>
+        <w:t xml:space="preserve">Для построения гладкой кривой примените команду </w:t>
       </w:r>
       <w:r>
         <w:rPr>
@@ -27216,14 +26691,7 @@
           <w:b/>
           <w:color w:val="000000"/>
         </w:rPr>
-        <w:t>одна гра</w:t>
-      </w:r>
-      <w:r>
-        <w:rPr>
-          <w:b/>
-          <w:color w:val="000000"/>
-        </w:rPr>
-        <w:t>нь</w:t>
+        <w:t>одна грань</w:t>
       </w:r>
       <w:r>
         <w:rPr>
@@ -27360,6 +26828,7 @@
         <w:rPr>
           <w:color w:val="000000"/>
         </w:rPr>
+        <w:lastRenderedPageBreak/>
         <w:t xml:space="preserve">Стыки между сегментами все выполнены по С2 – </w:t>
       </w:r>
       <w:r>
@@ -27752,7 +27221,6 @@
           <w:b/>
           <w:color w:val="000000"/>
         </w:rPr>
-        <w:lastRenderedPageBreak/>
         <w:t>Подошва</w:t>
       </w:r>
     </w:p>
@@ -27852,13 +27320,7 @@
         <w:rPr>
           <w:color w:val="000000"/>
         </w:rPr>
-        <w:t>Появится довольно больш</w:t>
-      </w:r>
-      <w:r>
-        <w:rPr>
-          <w:color w:val="000000"/>
-        </w:rPr>
-        <w:t>ое диалоговое окно (рис.16, 17).</w:t>
+        <w:t>Появится довольно большое диалоговое окно (рис.16, 17).</w:t>
       </w:r>
     </w:p>
     <w:p>
@@ -28561,13 +28023,7 @@
         <w:rPr>
           <w:color w:val="000000"/>
         </w:rPr>
-        <w:t>Сначала поставим три точки на кривой подошвы</w:t>
-      </w:r>
-      <w:r>
-        <w:rPr>
-          <w:color w:val="000000"/>
-        </w:rPr>
-        <w:t xml:space="preserve">, и по 3-м точкам построим вспомогательную плоскость (рис.19, 20). </w:t>
+        <w:t xml:space="preserve">Сначала поставим три точки на кривой подошвы, и по 3-м точкам построим вспомогательную плоскость (рис.19, 20). </w:t>
       </w:r>
     </w:p>
     <w:p>
@@ -28683,13 +28139,7 @@
         <w:rPr>
           <w:color w:val="000000"/>
         </w:rPr>
-        <w:t xml:space="preserve"> по</w:t>
-      </w:r>
-      <w:r>
-        <w:rPr>
-          <w:color w:val="000000"/>
-        </w:rPr>
-        <w:t>строим в ней эскиз.</w:t>
+        <w:t xml:space="preserve"> построим в ней эскиз.</w:t>
       </w:r>
     </w:p>
     <w:p>
@@ -29005,14 +28455,7 @@
         <w:rPr>
           <w:color w:val="000000"/>
         </w:rPr>
-        <w:lastRenderedPageBreak/>
-        <w:t xml:space="preserve">               рис.26            </w:t>
-      </w:r>
-      <w:r>
-        <w:rPr>
-          <w:color w:val="000000"/>
-        </w:rPr>
-        <w:t xml:space="preserve">                    рис.27                               рис.28                       рис.29</w:t>
+        <w:t xml:space="preserve">               рис.26                                рис.27                               рис.28                       рис.29</w:t>
       </w:r>
     </w:p>
     <w:p>
@@ -29080,13 +28523,7 @@
         <w:rPr>
           <w:color w:val="000000"/>
         </w:rPr>
-        <w:t>Построим в нем эскиз, и проведем сплайн, соединяющий верхнее и нижнее сечения каблук</w:t>
-      </w:r>
-      <w:r>
-        <w:rPr>
-          <w:color w:val="000000"/>
-        </w:rPr>
-        <w:t>а (рис.27). Выйдем из эскиза.</w:t>
+        <w:t>Построим в нем эскиз, и проведем сплайн, соединяющий верхнее и нижнее сечения каблука (рис.27). Выйдем из эскиза.</w:t>
       </w:r>
     </w:p>
     <w:p>
@@ -29220,13 +28657,7 @@
         <w:rPr>
           <w:color w:val="000000"/>
         </w:rPr>
-        <w:t>, активно используем способ построения точек относите</w:t>
-      </w:r>
-      <w:r>
-        <w:rPr>
-          <w:color w:val="000000"/>
-        </w:rPr>
-        <w:t>льно предварительно указанной точки.</w:t>
+        <w:t>, активно используем способ построения точек относительно предварительно указанной точки.</w:t>
       </w:r>
     </w:p>
     <w:p>
@@ -29510,13 +28941,7 @@
         <w:rPr>
           <w:color w:val="000000"/>
         </w:rPr>
-        <w:t xml:space="preserve"> как работает эта команда: для указания каждой новой кривой </w:t>
-      </w:r>
-      <w:r>
-        <w:rPr>
-          <w:color w:val="000000"/>
-        </w:rPr>
-        <w:t xml:space="preserve">нужно нажать на кнопочку </w:t>
+        <w:t xml:space="preserve"> как работает эта команда: для указания каждой новой кривой нужно нажать на кнопочку </w:t>
       </w:r>
       <w:r>
         <w:rPr>
@@ -29789,13 +29214,7 @@
         <w:rPr>
           <w:color w:val="000000"/>
         </w:rPr>
-        <w:t>Сначала, исходя из сборочного чертежа, нужно построить геометрические мод</w:t>
-      </w:r>
-      <w:r>
-        <w:rPr>
-          <w:color w:val="000000"/>
-        </w:rPr>
-        <w:t xml:space="preserve">ели отдельных деталей этой сборки. Небольшие отличия у каждого студента как раз и будут заключаться в различных размерах исходных деталей общей, одинаковой сборки. </w:t>
+        <w:t xml:space="preserve">Сначала, исходя из сборочного чертежа, нужно построить геометрические модели отдельных деталей этой сборки. Небольшие отличия у каждого студента как раз и будут заключаться в различных размерах исходных деталей общей, одинаковой сборки. </w:t>
       </w:r>
     </w:p>
     <w:p>
@@ -29829,13 +29248,7 @@
         <w:rPr>
           <w:color w:val="000000"/>
         </w:rPr>
-        <w:t xml:space="preserve"> этого задания – научиться применять ограничения сборки для правильного размещ</w:t>
-      </w:r>
-      <w:r>
-        <w:rPr>
-          <w:color w:val="000000"/>
-        </w:rPr>
-        <w:t xml:space="preserve">ения отдельных деталей друг относительно друга.  </w:t>
+        <w:t xml:space="preserve"> этого задания – научиться применять ограничения сборки для правильного размещения отдельных деталей друг относительно друга.  </w:t>
       </w:r>
     </w:p>
     <w:p>
@@ -29941,7 +29354,6 @@
           <w:sz w:val="28"/>
           <w:szCs w:val="28"/>
         </w:rPr>
-        <w:lastRenderedPageBreak/>
         <w:t>Задание 11. Сборка индивидуальная</w:t>
       </w:r>
     </w:p>
@@ -29982,13 +29394,7 @@
         <w:rPr>
           <w:color w:val="000000"/>
         </w:rPr>
-        <w:t xml:space="preserve">, механизм для заточки карандашей, игрушечный автомобиль, кофемолка и др. Число деталей в этом механизме не должно превышать </w:t>
-      </w:r>
-      <w:r>
-        <w:rPr>
-          <w:color w:val="000000"/>
-        </w:rPr>
-        <w:t xml:space="preserve">5 – 8. Мелкими деталями и элементами крепежа можно пренебречь. Важно, чтобы этот механизм можно было взять в руки и обмерить его детали. </w:t>
+        <w:t xml:space="preserve">, механизм для заточки карандашей, игрушечный автомобиль, кофемолка и др. Число деталей в этом механизме не должно превышать 5 – 8. Мелкими деталями и элементами крепежа можно пренебречь. Важно, чтобы этот механизм можно было взять в руки и обмерить его детали. </w:t>
       </w:r>
     </w:p>
     <w:p>
@@ -30040,13 +29446,7 @@
         <w:rPr>
           <w:color w:val="000000"/>
         </w:rPr>
-        <w:t>Очень важно, чтобы сборки</w:t>
-      </w:r>
-      <w:r>
-        <w:rPr>
-          <w:color w:val="000000"/>
-        </w:rPr>
-        <w:t xml:space="preserve"> были индивидуальными, и не </w:t>
+        <w:t xml:space="preserve">Очень важно, чтобы сборки были индивидуальными, и не </w:t>
       </w:r>
       <w:proofErr w:type="gramStart"/>
       <w:r>

--- a/sem7/NX/Пособия/Лабораторные задания_ПС.docx
+++ b/sem7/NX/Пособия/Лабораторные задания_ПС.docx
@@ -2486,21 +2486,7 @@
         <w:rPr>
           <w:color w:val="000000"/>
         </w:rPr>
-        <w:t xml:space="preserve">Второй, </w:t>
-      </w:r>
-      <w:proofErr w:type="gramStart"/>
-      <w:r>
-        <w:rPr>
-          <w:color w:val="000000"/>
-        </w:rPr>
-        <w:t>похожий  эскиз</w:t>
-      </w:r>
-      <w:proofErr w:type="gramEnd"/>
-      <w:r>
-        <w:rPr>
-          <w:color w:val="000000"/>
-        </w:rPr>
-        <w:t xml:space="preserve"> нужно  расположить в плоскости, перпендикулярной первому эскизу. Постарайтесь   соответственным образом ориентировать второй эскиз.</w:t>
+        <w:t>Второй, похожий  эскиз нужно  расположить в плоскости, перпендикулярной первому эскизу. Постарайтесь   соответственным образом ориентировать второй эскиз.</w:t>
       </w:r>
     </w:p>
     <w:p>
@@ -2526,21 +2512,7 @@
         <w:rPr>
           <w:color w:val="000000"/>
         </w:rPr>
-        <w:t xml:space="preserve">Если параметры эскизов одинаковы, то в </w:t>
-      </w:r>
-      <w:proofErr w:type="gramStart"/>
-      <w:r>
-        <w:rPr>
-          <w:color w:val="000000"/>
-        </w:rPr>
-        <w:t>результате  формообразования</w:t>
-      </w:r>
-      <w:proofErr w:type="gramEnd"/>
-      <w:r>
-        <w:rPr>
-          <w:color w:val="000000"/>
-        </w:rPr>
-        <w:t xml:space="preserve"> (</w:t>
+        <w:t>Если параметры эскизов одинаковы, то в результате  формообразования (</w:t>
       </w:r>
       <w:r>
         <w:rPr>
@@ -2568,7 +2540,6 @@
         </w:rPr>
         <w:t xml:space="preserve"> вы получите деталь как на рис. 3.  В случае   булевой операции </w:t>
       </w:r>
-      <w:proofErr w:type="gramStart"/>
       <w:r>
         <w:rPr>
           <w:i/>
@@ -2580,28 +2551,7 @@
         <w:rPr>
           <w:color w:val="000000"/>
         </w:rPr>
-        <w:t xml:space="preserve"> деталь</w:t>
-      </w:r>
-      <w:proofErr w:type="gramEnd"/>
-      <w:r>
-        <w:rPr>
-          <w:color w:val="000000"/>
-        </w:rPr>
-        <w:t xml:space="preserve"> примет форму как на рис.4. Для отладки </w:t>
-      </w:r>
-      <w:proofErr w:type="gramStart"/>
-      <w:r>
-        <w:rPr>
-          <w:color w:val="000000"/>
-        </w:rPr>
-        <w:t>проекта  рекомендуется</w:t>
-      </w:r>
-      <w:proofErr w:type="gramEnd"/>
-      <w:r>
-        <w:rPr>
-          <w:color w:val="000000"/>
-        </w:rPr>
-        <w:t xml:space="preserve"> установить булеву операцию </w:t>
+        <w:t xml:space="preserve"> деталь примет форму как на рис.4. Для отладки проекта  рекомендуется установить булеву операцию </w:t>
       </w:r>
       <w:r>
         <w:rPr>
@@ -3187,21 +3137,7 @@
           <w:color w:val="000000"/>
         </w:rPr>
         <w:lastRenderedPageBreak/>
-        <w:t xml:space="preserve">Подготовительный этап, во </w:t>
-      </w:r>
-      <w:proofErr w:type="gramStart"/>
-      <w:r>
-        <w:rPr>
-          <w:color w:val="000000"/>
-        </w:rPr>
-        <w:t>время  которого</w:t>
-      </w:r>
-      <w:proofErr w:type="gramEnd"/>
-      <w:r>
-        <w:rPr>
-          <w:color w:val="000000"/>
-        </w:rPr>
-        <w:t xml:space="preserve"> строятся вспомогательные точки, линии, сплайны, профили. И нужно сказать, что этот этап работы – самый трудоемкий.</w:t>
+        <w:t>Подготовительный этап, во время  которого строятся вспомогательные точки, линии, сплайны, профили. И нужно сказать, что этот этап работы – самый трудоемкий.</w:t>
       </w:r>
     </w:p>
     <w:p>
@@ -3466,28 +3402,13 @@
           <w:b/>
           <w:color w:val="000000"/>
         </w:rPr>
-        <w:t xml:space="preserve">П Р И М Е Ч А Н И </w:t>
-      </w:r>
-      <w:proofErr w:type="gramStart"/>
-      <w:r>
-        <w:rPr>
-          <w:b/>
-          <w:color w:val="000000"/>
-        </w:rPr>
-        <w:t>Е</w:t>
-      </w:r>
-      <w:r>
-        <w:rPr>
-          <w:color w:val="000000"/>
-        </w:rPr>
-        <w:t xml:space="preserve"> :</w:t>
-      </w:r>
-      <w:proofErr w:type="gramEnd"/>
-      <w:r>
-        <w:rPr>
-          <w:color w:val="000000"/>
-        </w:rPr>
-        <w:t xml:space="preserve"> здесь и далее в каждом задании нумерация рисунков всегда начинается с единицы.</w:t>
+        <w:t>П Р И М Е Ч А Н И Е</w:t>
+      </w:r>
+      <w:r>
+        <w:rPr>
+          <w:color w:val="000000"/>
+        </w:rPr>
+        <w:t xml:space="preserve"> : здесь и далее в каждом задании нумерация рисунков всегда начинается с единицы.</w:t>
       </w:r>
     </w:p>
     <w:p>
@@ -3557,72 +3478,31 @@
         </w:rPr>
         <w:t xml:space="preserve">В качестве исходных данных из директории </w:t>
       </w:r>
-      <w:proofErr w:type="spellStart"/>
       <w:r>
         <w:rPr>
           <w:i/>
           <w:color w:val="000000"/>
         </w:rPr>
-        <w:t>Mat_Displ_Zala</w:t>
-      </w:r>
-      <w:proofErr w:type="spellEnd"/>
-      <w:r>
-        <w:rPr>
-          <w:i/>
-          <w:color w:val="000000"/>
-        </w:rPr>
-        <w:t xml:space="preserve"> \ </w:t>
-      </w:r>
-      <w:proofErr w:type="spellStart"/>
-      <w:r>
-        <w:rPr>
-          <w:i/>
-          <w:color w:val="000000"/>
-        </w:rPr>
-        <w:t>Prim</w:t>
-      </w:r>
-      <w:proofErr w:type="spellEnd"/>
+        <w:t>Mat_Displ_Zala \ Prim</w:t>
+      </w:r>
       <w:r>
         <w:rPr>
           <w:color w:val="000000"/>
         </w:rPr>
         <w:t xml:space="preserve"> загрузите файл </w:t>
       </w:r>
-      <w:proofErr w:type="spellStart"/>
       <w:r>
         <w:rPr>
           <w:b/>
           <w:color w:val="000000"/>
         </w:rPr>
-        <w:t>Fonar_Isch.PRT</w:t>
-      </w:r>
-      <w:proofErr w:type="spellEnd"/>
-      <w:r>
-        <w:rPr>
-          <w:b/>
-          <w:color w:val="000000"/>
-        </w:rPr>
-        <w:t xml:space="preserve">. </w:t>
-      </w:r>
-      <w:r>
-        <w:rPr>
-          <w:color w:val="000000"/>
-        </w:rPr>
-        <w:t xml:space="preserve">В навигаторе </w:t>
-      </w:r>
-      <w:proofErr w:type="gramStart"/>
-      <w:r>
-        <w:rPr>
-          <w:color w:val="000000"/>
-        </w:rPr>
-        <w:t>детали  этого</w:t>
-      </w:r>
-      <w:proofErr w:type="gramEnd"/>
-      <w:r>
-        <w:rPr>
-          <w:color w:val="000000"/>
-        </w:rPr>
-        <w:t xml:space="preserve"> файла присутствуют только строки исходных кривых (рис.2).</w:t>
+        <w:t xml:space="preserve">Fonar_Isch.PRT. </w:t>
+      </w:r>
+      <w:r>
+        <w:rPr>
+          <w:color w:val="000000"/>
+        </w:rPr>
+        <w:t>В навигаторе детали  этого файла присутствуют только строки исходных кривых (рис.2).</w:t>
       </w:r>
     </w:p>
     <w:p>
@@ -3644,19 +3524,11 @@
           <w:color w:val="000000"/>
         </w:rPr>
       </w:pPr>
-      <w:proofErr w:type="gramStart"/>
-      <w:r>
-        <w:rPr>
-          <w:color w:val="000000"/>
-        </w:rPr>
-        <w:t>Выберите  сплайн</w:t>
-      </w:r>
-      <w:proofErr w:type="gramEnd"/>
-      <w:r>
-        <w:rPr>
-          <w:color w:val="000000"/>
-        </w:rPr>
-        <w:t xml:space="preserve">  «</w:t>
+      <w:r>
+        <w:rPr>
+          <w:color w:val="000000"/>
+        </w:rPr>
+        <w:t>Выберите  сплайн  «</w:t>
       </w:r>
       <w:r>
         <w:rPr>
@@ -3938,21 +3810,7 @@
         <w:rPr>
           <w:color w:val="000000"/>
         </w:rPr>
-        <w:t xml:space="preserve">Выберите </w:t>
-      </w:r>
-      <w:proofErr w:type="gramStart"/>
-      <w:r>
-        <w:rPr>
-          <w:color w:val="000000"/>
-        </w:rPr>
-        <w:t>сплайн  «</w:t>
-      </w:r>
-      <w:proofErr w:type="gramEnd"/>
-      <w:r>
-        <w:rPr>
-          <w:color w:val="000000"/>
-        </w:rPr>
-        <w:t xml:space="preserve">Кривая протягивания» в качестве образующего профиля, «Кривая вращения» в качестве направляющего профиля и выполните над ними операцию </w:t>
+        <w:t xml:space="preserve">Выберите сплайн  «Кривая протягивания» в качестве образующего профиля, «Кривая вращения» в качестве направляющего профиля и выполните над ними операцию </w:t>
       </w:r>
       <w:r>
         <w:rPr>
@@ -4818,15 +4676,7 @@
           <w:i/>
           <w:color w:val="000000"/>
         </w:rPr>
-        <w:t xml:space="preserve">Вставить \ Элементы проектирования \ </w:t>
-      </w:r>
-      <w:proofErr w:type="gramStart"/>
-      <w:r>
-        <w:rPr>
-          <w:i/>
-          <w:color w:val="000000"/>
-        </w:rPr>
-        <w:t>Вытягивание</w:t>
+        <w:t>Вставить \ Элементы проектирования \ Вытягивание</w:t>
       </w:r>
       <w:r>
         <w:rPr>
@@ -4839,14 +4689,7 @@
         <w:rPr>
           <w:color w:val="000000"/>
         </w:rPr>
-        <w:t>)</w:t>
-      </w:r>
-      <w:proofErr w:type="gramEnd"/>
-      <w:r>
-        <w:rPr>
-          <w:color w:val="000000"/>
-        </w:rPr>
-        <w:t xml:space="preserve"> вдоль оси X в обе стороны на расстояния 64 мм.  </w:t>
+        <w:t xml:space="preserve">) вдоль оси X в обе стороны на расстояния 64 мм.  </w:t>
       </w:r>
     </w:p>
     <w:p>
@@ -5325,21 +5168,7 @@
         <w:rPr>
           <w:color w:val="000000"/>
         </w:rPr>
-        <w:t xml:space="preserve">Опять </w:t>
-      </w:r>
-      <w:proofErr w:type="gramStart"/>
-      <w:r>
-        <w:rPr>
-          <w:color w:val="000000"/>
-        </w:rPr>
-        <w:t>сшейте  обе</w:t>
-      </w:r>
-      <w:proofErr w:type="gramEnd"/>
-      <w:r>
-        <w:rPr>
-          <w:color w:val="000000"/>
-        </w:rPr>
-        <w:t xml:space="preserve"> поверхности командой </w:t>
+        <w:t xml:space="preserve">Опять сшейте  обе поверхности командой </w:t>
       </w:r>
       <w:r>
         <w:rPr>
@@ -5385,28 +5214,13 @@
           <w:i/>
           <w:color w:val="000000"/>
         </w:rPr>
-        <w:t xml:space="preserve">Кривая для </w:t>
-      </w:r>
-      <w:proofErr w:type="gramStart"/>
-      <w:r>
-        <w:rPr>
-          <w:i/>
-          <w:color w:val="000000"/>
-        </w:rPr>
-        <w:t>пальцев</w:t>
-      </w:r>
-      <w:r>
-        <w:rPr>
-          <w:color w:val="000000"/>
-        </w:rPr>
-        <w:t>»  вдоль</w:t>
-      </w:r>
-      <w:proofErr w:type="gramEnd"/>
-      <w:r>
-        <w:rPr>
-          <w:color w:val="000000"/>
-        </w:rPr>
-        <w:t xml:space="preserve"> оси Z на 64 мм в обе стороны. </w:t>
+        <w:t>Кривая для пальцев</w:t>
+      </w:r>
+      <w:r>
+        <w:rPr>
+          <w:color w:val="000000"/>
+        </w:rPr>
+        <w:t xml:space="preserve">»  вдоль оси Z на 64 мм в обе стороны. </w:t>
       </w:r>
     </w:p>
     <w:p>
@@ -5731,21 +5545,7 @@
         <w:rPr>
           <w:color w:val="000000"/>
         </w:rPr>
-        <w:t xml:space="preserve">Опять </w:t>
-      </w:r>
-      <w:proofErr w:type="gramStart"/>
-      <w:r>
-        <w:rPr>
-          <w:color w:val="000000"/>
-        </w:rPr>
-        <w:t>сшейте  все</w:t>
-      </w:r>
-      <w:proofErr w:type="gramEnd"/>
-      <w:r>
-        <w:rPr>
-          <w:color w:val="000000"/>
-        </w:rPr>
-        <w:t xml:space="preserve"> поверхности командой </w:t>
+        <w:t xml:space="preserve">Опять сшейте  все поверхности командой </w:t>
       </w:r>
       <w:r>
         <w:rPr>
@@ -5876,21 +5676,7 @@
         <w:rPr>
           <w:color w:val="000000"/>
         </w:rPr>
-        <w:t xml:space="preserve">Опять </w:t>
-      </w:r>
-      <w:proofErr w:type="gramStart"/>
-      <w:r>
-        <w:rPr>
-          <w:color w:val="000000"/>
-        </w:rPr>
-        <w:t>сшейте  все</w:t>
-      </w:r>
-      <w:proofErr w:type="gramEnd"/>
-      <w:r>
-        <w:rPr>
-          <w:color w:val="000000"/>
-        </w:rPr>
-        <w:t xml:space="preserve"> поверхности командой </w:t>
+        <w:t xml:space="preserve">Опять сшейте  все поверхности командой </w:t>
       </w:r>
       <w:r>
         <w:rPr>
@@ -6384,23 +6170,53 @@
           <w:b/>
           <w:color w:val="000000"/>
         </w:rPr>
-        <w:t xml:space="preserve">Точка </w:t>
-      </w:r>
-      <w:proofErr w:type="gramStart"/>
+        <w:t>Точка 1:    0,0,5</w:t>
+      </w:r>
+    </w:p>
+    <w:p>
+      <w:pPr>
+        <w:pBdr>
+          <w:top w:val="nil"/>
+          <w:left w:val="nil"/>
+          <w:bottom w:val="nil"/>
+          <w:right w:val="nil"/>
+          <w:between w:val="nil"/>
+        </w:pBdr>
+        <w:spacing w:line="240" w:lineRule="auto"/>
+        <w:ind w:left="0" w:hanging="2"/>
+        <w:rPr>
+          <w:color w:val="000000"/>
+        </w:rPr>
+      </w:pPr>
       <w:r>
         <w:rPr>
           <w:b/>
           <w:color w:val="000000"/>
         </w:rPr>
-        <w:t xml:space="preserve">1:   </w:t>
-      </w:r>
-      <w:proofErr w:type="gramEnd"/>
+        <w:t>Точка 2:    0,10,9</w:t>
+      </w:r>
+    </w:p>
+    <w:p>
+      <w:pPr>
+        <w:pBdr>
+          <w:top w:val="nil"/>
+          <w:left w:val="nil"/>
+          <w:bottom w:val="nil"/>
+          <w:right w:val="nil"/>
+          <w:between w:val="nil"/>
+        </w:pBdr>
+        <w:spacing w:line="240" w:lineRule="auto"/>
+        <w:ind w:left="0" w:hanging="2"/>
+        <w:rPr>
+          <w:color w:val="000000"/>
+        </w:rPr>
+      </w:pPr>
       <w:r>
         <w:rPr>
           <w:b/>
           <w:color w:val="000000"/>
         </w:rPr>
-        <w:t xml:space="preserve"> 0,0,5</w:t>
+        <w:t>Точка 3:    0,23,7</w:t>
       </w:r>
     </w:p>
     <w:p>
@@ -6423,140 +6239,30 @@
           <w:b/>
           <w:color w:val="000000"/>
         </w:rPr>
-        <w:t xml:space="preserve">Точка </w:t>
-      </w:r>
-      <w:proofErr w:type="gramStart"/>
+        <w:t>Точка 4:    0,30,8</w:t>
+      </w:r>
+    </w:p>
+    <w:p>
+      <w:pPr>
+        <w:pBdr>
+          <w:top w:val="nil"/>
+          <w:left w:val="nil"/>
+          <w:bottom w:val="nil"/>
+          <w:right w:val="nil"/>
+          <w:between w:val="nil"/>
+        </w:pBdr>
+        <w:spacing w:line="240" w:lineRule="auto"/>
+        <w:ind w:left="0" w:hanging="2"/>
+        <w:rPr>
+          <w:color w:val="000000"/>
+        </w:rPr>
+      </w:pPr>
       <w:r>
         <w:rPr>
           <w:b/>
           <w:color w:val="000000"/>
         </w:rPr>
-        <w:t xml:space="preserve">2:   </w:t>
-      </w:r>
-      <w:proofErr w:type="gramEnd"/>
-      <w:r>
-        <w:rPr>
-          <w:b/>
-          <w:color w:val="000000"/>
-        </w:rPr>
-        <w:t xml:space="preserve"> 0,10,9</w:t>
-      </w:r>
-    </w:p>
-    <w:p>
-      <w:pPr>
-        <w:pBdr>
-          <w:top w:val="nil"/>
-          <w:left w:val="nil"/>
-          <w:bottom w:val="nil"/>
-          <w:right w:val="nil"/>
-          <w:between w:val="nil"/>
-        </w:pBdr>
-        <w:spacing w:line="240" w:lineRule="auto"/>
-        <w:ind w:left="0" w:hanging="2"/>
-        <w:rPr>
-          <w:color w:val="000000"/>
-        </w:rPr>
-      </w:pPr>
-      <w:r>
-        <w:rPr>
-          <w:b/>
-          <w:color w:val="000000"/>
-        </w:rPr>
-        <w:t xml:space="preserve">Точка </w:t>
-      </w:r>
-      <w:proofErr w:type="gramStart"/>
-      <w:r>
-        <w:rPr>
-          <w:b/>
-          <w:color w:val="000000"/>
-        </w:rPr>
-        <w:t xml:space="preserve">3:   </w:t>
-      </w:r>
-      <w:proofErr w:type="gramEnd"/>
-      <w:r>
-        <w:rPr>
-          <w:b/>
-          <w:color w:val="000000"/>
-        </w:rPr>
-        <w:t xml:space="preserve"> 0,23,7</w:t>
-      </w:r>
-    </w:p>
-    <w:p>
-      <w:pPr>
-        <w:pBdr>
-          <w:top w:val="nil"/>
-          <w:left w:val="nil"/>
-          <w:bottom w:val="nil"/>
-          <w:right w:val="nil"/>
-          <w:between w:val="nil"/>
-        </w:pBdr>
-        <w:spacing w:line="240" w:lineRule="auto"/>
-        <w:ind w:left="0" w:hanging="2"/>
-        <w:rPr>
-          <w:color w:val="000000"/>
-        </w:rPr>
-      </w:pPr>
-      <w:r>
-        <w:rPr>
-          <w:b/>
-          <w:color w:val="000000"/>
-        </w:rPr>
-        <w:t xml:space="preserve">Точка </w:t>
-      </w:r>
-      <w:proofErr w:type="gramStart"/>
-      <w:r>
-        <w:rPr>
-          <w:b/>
-          <w:color w:val="000000"/>
-        </w:rPr>
-        <w:t xml:space="preserve">4:   </w:t>
-      </w:r>
-      <w:proofErr w:type="gramEnd"/>
-      <w:r>
-        <w:rPr>
-          <w:b/>
-          <w:color w:val="000000"/>
-        </w:rPr>
-        <w:t xml:space="preserve"> 0,30,8</w:t>
-      </w:r>
-    </w:p>
-    <w:p>
-      <w:pPr>
-        <w:pBdr>
-          <w:top w:val="nil"/>
-          <w:left w:val="nil"/>
-          <w:bottom w:val="nil"/>
-          <w:right w:val="nil"/>
-          <w:between w:val="nil"/>
-        </w:pBdr>
-        <w:spacing w:line="240" w:lineRule="auto"/>
-        <w:ind w:left="0" w:hanging="2"/>
-        <w:rPr>
-          <w:color w:val="000000"/>
-        </w:rPr>
-      </w:pPr>
-      <w:r>
-        <w:rPr>
-          <w:b/>
-          <w:color w:val="000000"/>
-        </w:rPr>
-        <w:t xml:space="preserve">Точка </w:t>
-      </w:r>
-      <w:proofErr w:type="gramStart"/>
-      <w:r>
-        <w:rPr>
-          <w:b/>
-          <w:color w:val="000000"/>
-        </w:rPr>
-        <w:t xml:space="preserve">5:   </w:t>
-      </w:r>
-      <w:proofErr w:type="gramEnd"/>
-      <w:r>
-        <w:rPr>
-          <w:b/>
-          <w:color w:val="000000"/>
-        </w:rPr>
-        <w:t xml:space="preserve"> -20,30,7</w:t>
+        <w:t>Точка 5:    -20,30,7</w:t>
       </w:r>
     </w:p>
     <w:p>
@@ -6621,21 +6327,7 @@
         <w:rPr>
           <w:color w:val="000000"/>
         </w:rPr>
-        <w:t xml:space="preserve">По двум последним точкам </w:t>
-      </w:r>
-      <w:proofErr w:type="gramStart"/>
-      <w:r>
-        <w:rPr>
-          <w:color w:val="000000"/>
-        </w:rPr>
-        <w:t>( 4</w:t>
-      </w:r>
-      <w:proofErr w:type="gramEnd"/>
-      <w:r>
-        <w:rPr>
-          <w:color w:val="000000"/>
-        </w:rPr>
-        <w:t xml:space="preserve"> и 5) построим </w:t>
+        <w:t xml:space="preserve">По двум последним точкам ( 4 и 5) построим </w:t>
       </w:r>
       <w:r>
         <w:rPr>
@@ -6923,7 +6615,6 @@
         </w:rPr>
         <w:t xml:space="preserve"> В плоскости XOY построим </w:t>
       </w:r>
-      <w:proofErr w:type="gramStart"/>
       <w:r>
         <w:rPr>
           <w:b/>
@@ -6935,14 +6626,7 @@
         <w:rPr>
           <w:color w:val="000000"/>
         </w:rPr>
-        <w:t xml:space="preserve"> (</w:t>
-      </w:r>
-      <w:proofErr w:type="gramEnd"/>
-      <w:r>
-        <w:rPr>
-          <w:color w:val="000000"/>
-        </w:rPr>
-        <w:t xml:space="preserve">рис.2). </w:t>
+        <w:t xml:space="preserve"> (рис.2). </w:t>
       </w:r>
     </w:p>
     <w:p>
@@ -6990,16 +6674,8 @@
         <w:rPr>
           <w:color w:val="000000"/>
         </w:rPr>
-        <w:t xml:space="preserve">Верхняя точка прямой линии эскиза должна совпадать с пятой, ранее построенной </w:t>
-      </w:r>
-      <w:proofErr w:type="gramStart"/>
-      <w:r>
-        <w:rPr>
-          <w:color w:val="000000"/>
-        </w:rPr>
-        <w:t>пространственной  точкой</w:t>
-      </w:r>
-      <w:proofErr w:type="gramEnd"/>
+        <w:t>Верхняя точка прямой линии эскиза должна совпадать с пятой, ранее построенной пространственной  точкой</w:t>
+      </w:r>
     </w:p>
     <w:p>
       <w:pPr>
@@ -7024,16 +6700,8 @@
         <w:rPr>
           <w:color w:val="000000"/>
         </w:rPr>
-        <w:t xml:space="preserve">Свободный конец дуги должен совпадать с первой, ранее построенной </w:t>
-      </w:r>
-      <w:proofErr w:type="gramStart"/>
-      <w:r>
-        <w:rPr>
-          <w:color w:val="000000"/>
-        </w:rPr>
-        <w:t>пространственной  точкой</w:t>
-      </w:r>
-      <w:proofErr w:type="gramEnd"/>
+        <w:t>Свободный конец дуги должен совпадать с первой, ранее построенной пространственной  точкой</w:t>
+      </w:r>
     </w:p>
     <w:p>
       <w:pPr>
@@ -7102,29 +6770,14 @@
         <w:rPr>
           <w:color w:val="000000"/>
         </w:rPr>
-        <w:t xml:space="preserve">Выполните </w:t>
-      </w:r>
-      <w:proofErr w:type="gramStart"/>
-      <w:r>
-        <w:rPr>
-          <w:color w:val="000000"/>
-        </w:rPr>
-        <w:t xml:space="preserve">операцию </w:t>
+        <w:t xml:space="preserve">Выполните операцию </w:t>
       </w:r>
       <w:r>
         <w:rPr>
           <w:i/>
           <w:color w:val="000000"/>
         </w:rPr>
-        <w:t>Вставить</w:t>
-      </w:r>
-      <w:proofErr w:type="gramEnd"/>
-      <w:r>
-        <w:rPr>
-          <w:i/>
-          <w:color w:val="000000"/>
-        </w:rPr>
-        <w:t xml:space="preserve"> \ Элементы проектирования \ Вытягивание</w:t>
+        <w:t>Вставить \ Элементы проектирования \ Вытягивание</w:t>
       </w:r>
       <w:r>
         <w:rPr>
@@ -7418,29 +7071,14 @@
         <w:rPr>
           <w:color w:val="000000"/>
         </w:rPr>
-        <w:t xml:space="preserve">Выполните </w:t>
-      </w:r>
-      <w:proofErr w:type="gramStart"/>
-      <w:r>
-        <w:rPr>
-          <w:color w:val="000000"/>
-        </w:rPr>
-        <w:t xml:space="preserve">операцию  </w:t>
+        <w:t xml:space="preserve">Выполните операцию  </w:t>
       </w:r>
       <w:r>
         <w:rPr>
           <w:i/>
           <w:color w:val="000000"/>
         </w:rPr>
-        <w:t>Вставить</w:t>
-      </w:r>
-      <w:proofErr w:type="gramEnd"/>
-      <w:r>
-        <w:rPr>
-          <w:i/>
-          <w:color w:val="000000"/>
-        </w:rPr>
-        <w:t xml:space="preserve"> \ Элементы проектирования \ Вытягивание</w:t>
+        <w:t>Вставить \ Элементы проектирования \ Вытягивание</w:t>
       </w:r>
       <w:r>
         <w:rPr>
@@ -7554,7 +7192,6 @@
         </w:rPr>
         <w:t xml:space="preserve">В плоскости XOY строим несложный </w:t>
       </w:r>
-      <w:proofErr w:type="gramStart"/>
       <w:r>
         <w:rPr>
           <w:b/>
@@ -7562,7 +7199,6 @@
         </w:rPr>
         <w:t>эскиз  2</w:t>
       </w:r>
-      <w:proofErr w:type="gramEnd"/>
       <w:r>
         <w:rPr>
           <w:color w:val="000000"/>
@@ -7869,23 +7505,13 @@
         </w:rPr>
         <w:t xml:space="preserve">Теперь рассечем </w:t>
       </w:r>
-      <w:proofErr w:type="gramStart"/>
       <w:r>
         <w:rPr>
           <w:b/>
           <w:i/>
           <w:color w:val="000000"/>
         </w:rPr>
-        <w:t>твердое  тело</w:t>
-      </w:r>
-      <w:proofErr w:type="gramEnd"/>
-      <w:r>
-        <w:rPr>
-          <w:b/>
-          <w:i/>
-          <w:color w:val="000000"/>
-        </w:rPr>
-        <w:t xml:space="preserve"> вытягивания 1</w:t>
+        <w:t>твердое  тело вытягивания 1</w:t>
       </w:r>
       <w:r>
         <w:rPr>
@@ -7990,21 +7616,7 @@
         <w:rPr>
           <w:color w:val="000000"/>
         </w:rPr>
-        <w:t xml:space="preserve">Протянем этот эскиз вдоль </w:t>
-      </w:r>
-      <w:proofErr w:type="gramStart"/>
-      <w:r>
-        <w:rPr>
-          <w:color w:val="000000"/>
-        </w:rPr>
-        <w:t>оси  X</w:t>
-      </w:r>
-      <w:proofErr w:type="gramEnd"/>
-      <w:r>
-        <w:rPr>
-          <w:color w:val="000000"/>
-        </w:rPr>
-        <w:t xml:space="preserve"> до пересечения с поверхностью </w:t>
+        <w:t xml:space="preserve">Протянем этот эскиз вдоль оси  X до пересечения с поверхностью </w:t>
       </w:r>
       <w:r>
         <w:rPr>
@@ -8263,21 +7875,7 @@
         <w:rPr>
           <w:color w:val="000000"/>
         </w:rPr>
-        <w:t xml:space="preserve"> (радиус скругления 1.5 мм), </w:t>
-      </w:r>
-      <w:proofErr w:type="gramStart"/>
-      <w:r>
-        <w:rPr>
-          <w:color w:val="000000"/>
-        </w:rPr>
-        <w:t>чтобы  получить</w:t>
-      </w:r>
-      <w:proofErr w:type="gramEnd"/>
-      <w:r>
-        <w:rPr>
-          <w:color w:val="000000"/>
-        </w:rPr>
-        <w:t xml:space="preserve"> итоговую форму нашей кнопки (рис.12,13).</w:t>
+        <w:t xml:space="preserve"> (радиус скругления 1.5 мм), чтобы  получить итоговую форму нашей кнопки (рис.12,13).</w:t>
       </w:r>
     </w:p>
     <w:p>
@@ -8692,19 +8290,11 @@
           <w:color w:val="000000"/>
         </w:rPr>
       </w:pPr>
-      <w:proofErr w:type="gramStart"/>
-      <w:r>
-        <w:rPr>
-          <w:color w:val="000000"/>
-        </w:rPr>
-        <w:t>Устанавливаем  в</w:t>
-      </w:r>
-      <w:proofErr w:type="gramEnd"/>
-      <w:r>
-        <w:rPr>
-          <w:color w:val="000000"/>
-        </w:rPr>
-        <w:t xml:space="preserve"> пространстве пять точек:</w:t>
+      <w:r>
+        <w:rPr>
+          <w:color w:val="000000"/>
+        </w:rPr>
+        <w:t>Устанавливаем  в пространстве пять точек:</w:t>
       </w:r>
     </w:p>
     <w:p>
@@ -9156,14 +8746,12 @@
         </w:rPr>
         <w:t xml:space="preserve">После этого система спросит – как именно вы хотите построить свой сплайн (рис.5). Нужно выбрать </w:t>
       </w:r>
-      <w:proofErr w:type="gramStart"/>
       <w:r>
         <w:rPr>
           <w:color w:val="000000"/>
         </w:rPr>
         <w:t>опцию</w:t>
       </w:r>
-      <w:proofErr w:type="gramEnd"/>
       <w:r>
         <w:rPr>
           <w:color w:val="000000"/>
@@ -9931,21 +9519,7 @@
         <w:rPr>
           <w:color w:val="000000"/>
         </w:rPr>
-        <w:t xml:space="preserve">И только теперь в рабочем поле появится наша кривая. Такая длинная </w:t>
-      </w:r>
-      <w:proofErr w:type="gramStart"/>
-      <w:r>
-        <w:rPr>
-          <w:color w:val="000000"/>
-        </w:rPr>
-        <w:t>последовательность  действий</w:t>
-      </w:r>
-      <w:proofErr w:type="gramEnd"/>
-      <w:r>
-        <w:rPr>
-          <w:color w:val="000000"/>
-        </w:rPr>
-        <w:t xml:space="preserve"> объясняется тем, что команда </w:t>
+        <w:t xml:space="preserve">И только теперь в рабочем поле появится наша кривая. Такая длинная последовательность  действий объясняется тем, что команда </w:t>
       </w:r>
       <w:r>
         <w:rPr>
@@ -9958,21 +9532,7 @@
         <w:rPr>
           <w:color w:val="000000"/>
         </w:rPr>
-        <w:t xml:space="preserve">  довольно старая. В новых версиях </w:t>
-      </w:r>
-      <w:proofErr w:type="gramStart"/>
-      <w:r>
-        <w:rPr>
-          <w:color w:val="000000"/>
-        </w:rPr>
-        <w:t>системы  все</w:t>
-      </w:r>
-      <w:proofErr w:type="gramEnd"/>
-      <w:r>
-        <w:rPr>
-          <w:color w:val="000000"/>
-        </w:rPr>
-        <w:t xml:space="preserve">  происходит гораздо короче.</w:t>
+        <w:t xml:space="preserve">  довольно старая. В новых версиях системы  все  происходит гораздо короче.</w:t>
       </w:r>
     </w:p>
     <w:p>
@@ -10029,7 +9589,6 @@
         </w:rPr>
         <w:t xml:space="preserve"> с плоскостью </w:t>
       </w:r>
-      <w:proofErr w:type="spellStart"/>
       <w:r>
         <w:rPr>
           <w:b/>
@@ -10044,7 +9603,6 @@
         </w:rPr>
         <w:t>ц</w:t>
       </w:r>
-      <w:proofErr w:type="spellEnd"/>
       <w:r>
         <w:rPr>
           <w:b/>
@@ -10196,19 +9754,11 @@
           <w:color w:val="000000"/>
         </w:rPr>
       </w:pPr>
-      <w:proofErr w:type="gramStart"/>
-      <w:r>
-        <w:rPr>
-          <w:color w:val="000000"/>
-        </w:rPr>
-        <w:t>Устанавливаем  в</w:t>
-      </w:r>
-      <w:proofErr w:type="gramEnd"/>
-      <w:r>
-        <w:rPr>
-          <w:color w:val="000000"/>
-        </w:rPr>
-        <w:t xml:space="preserve"> пространстве еще шесть дополнительных точек:</w:t>
+      <w:r>
+        <w:rPr>
+          <w:color w:val="000000"/>
+        </w:rPr>
+        <w:t>Устанавливаем  в пространстве еще шесть дополнительных точек:</w:t>
       </w:r>
     </w:p>
     <w:p>
@@ -10381,19 +9931,11 @@
           <w:color w:val="000000"/>
         </w:rPr>
       </w:pPr>
-      <w:proofErr w:type="gramStart"/>
-      <w:r>
-        <w:rPr>
-          <w:color w:val="000000"/>
-        </w:rPr>
-        <w:t>и  строим</w:t>
-      </w:r>
-      <w:proofErr w:type="gramEnd"/>
-      <w:r>
-        <w:rPr>
-          <w:color w:val="000000"/>
-        </w:rPr>
-        <w:t xml:space="preserve"> по ним </w:t>
+      <w:r>
+        <w:rPr>
+          <w:color w:val="000000"/>
+        </w:rPr>
+        <w:t xml:space="preserve">и  строим по ним </w:t>
       </w:r>
       <w:r>
         <w:rPr>
@@ -10784,28 +10326,13 @@
           <w:b/>
           <w:color w:val="000000"/>
         </w:rPr>
-        <w:t xml:space="preserve">верхней </w:t>
-      </w:r>
-      <w:proofErr w:type="gramStart"/>
-      <w:r>
-        <w:rPr>
-          <w:b/>
-          <w:color w:val="000000"/>
-        </w:rPr>
-        <w:t>поверхности</w:t>
-      </w:r>
-      <w:r>
-        <w:rPr>
-          <w:color w:val="000000"/>
-        </w:rPr>
-        <w:t xml:space="preserve"> .</w:t>
-      </w:r>
-      <w:proofErr w:type="gramEnd"/>
-      <w:r>
-        <w:rPr>
-          <w:color w:val="000000"/>
-        </w:rPr>
-        <w:t xml:space="preserve"> При этом </w:t>
+        <w:t>верхней поверхности</w:t>
+      </w:r>
+      <w:r>
+        <w:rPr>
+          <w:color w:val="000000"/>
+        </w:rPr>
+        <w:t xml:space="preserve"> . При этом </w:t>
       </w:r>
       <w:r>
         <w:rPr>
@@ -11131,28 +10658,13 @@
           <w:b/>
           <w:color w:val="000000"/>
         </w:rPr>
-        <w:t xml:space="preserve">верхней </w:t>
-      </w:r>
-      <w:proofErr w:type="gramStart"/>
-      <w:r>
-        <w:rPr>
-          <w:b/>
-          <w:color w:val="000000"/>
-        </w:rPr>
-        <w:t>поверхности</w:t>
-      </w:r>
-      <w:r>
-        <w:rPr>
-          <w:color w:val="000000"/>
-        </w:rPr>
-        <w:t xml:space="preserve">  определена</w:t>
-      </w:r>
-      <w:proofErr w:type="gramEnd"/>
-      <w:r>
-        <w:rPr>
-          <w:color w:val="000000"/>
-        </w:rPr>
-        <w:t xml:space="preserve"> не местом расположения образующей дуги, а длиной направляющего сплайна.</w:t>
+        <w:t>верхней поверхности</w:t>
+      </w:r>
+      <w:r>
+        <w:rPr>
+          <w:color w:val="000000"/>
+        </w:rPr>
+        <w:t xml:space="preserve">  определена не местом расположения образующей дуги, а длиной направляющего сплайна.</w:t>
       </w:r>
     </w:p>
     <w:p>
@@ -11475,14 +10987,7 @@
           <w:color w:val="000000"/>
         </w:rPr>
         <w:lastRenderedPageBreak/>
-        <w:t xml:space="preserve">Нужное состояние </w:t>
-      </w:r>
-      <w:proofErr w:type="gramStart"/>
-      <w:r>
-        <w:rPr>
-          <w:color w:val="000000"/>
-        </w:rPr>
-        <w:t xml:space="preserve">поля  </w:t>
+        <w:t xml:space="preserve">Нужное состояние поля  </w:t>
       </w:r>
       <w:r>
         <w:rPr>
@@ -11491,7 +10996,6 @@
         </w:rPr>
         <w:t>Непрерывность</w:t>
       </w:r>
-      <w:proofErr w:type="gramEnd"/>
       <w:r>
         <w:rPr>
           <w:color w:val="000000"/>
@@ -11522,21 +11026,7 @@
         <w:rPr>
           <w:color w:val="000000"/>
         </w:rPr>
-        <w:t xml:space="preserve">Во время перечисления сечений нужно указать кромки сопрягаемых ленточек (рис.20). И для каждого нового сечения предварительно нужно нажимать на </w:t>
-      </w:r>
-      <w:proofErr w:type="gramStart"/>
-      <w:r>
-        <w:rPr>
-          <w:color w:val="000000"/>
-        </w:rPr>
-        <w:t>кнопочку</w:t>
-      </w:r>
-      <w:proofErr w:type="gramEnd"/>
-      <w:r>
-        <w:rPr>
-          <w:color w:val="000000"/>
-        </w:rPr>
-        <w:t xml:space="preserve"> </w:t>
+        <w:t xml:space="preserve">Во время перечисления сечений нужно указать кромки сопрягаемых ленточек (рис.20). И для каждого нового сечения предварительно нужно нажимать на кнопочку </w:t>
       </w:r>
       <w:r>
         <w:rPr>
@@ -11901,21 +11391,7 @@
         <w:rPr>
           <w:color w:val="000000"/>
         </w:rPr>
-        <w:t xml:space="preserve">В общем-то, вы уже построили все </w:t>
-      </w:r>
-      <w:proofErr w:type="gramStart"/>
-      <w:r>
-        <w:rPr>
-          <w:color w:val="000000"/>
-        </w:rPr>
-        <w:t>необходимые  поверхности</w:t>
-      </w:r>
-      <w:proofErr w:type="gramEnd"/>
-      <w:r>
-        <w:rPr>
-          <w:color w:val="000000"/>
-        </w:rPr>
-        <w:t xml:space="preserve"> (рис.22).</w:t>
+        <w:t>В общем-то, вы уже построили все необходимые  поверхности (рис.22).</w:t>
       </w:r>
     </w:p>
     <w:p>
@@ -12241,21 +11717,7 @@
         <w:rPr>
           <w:color w:val="000000"/>
         </w:rPr>
-        <w:t xml:space="preserve">Расширять верхнюю поверхность придется в обе стороны на 10 и 15 </w:t>
-      </w:r>
-      <w:proofErr w:type="gramStart"/>
-      <w:r>
-        <w:rPr>
-          <w:color w:val="000000"/>
-        </w:rPr>
-        <w:t>мм .</w:t>
-      </w:r>
-      <w:proofErr w:type="gramEnd"/>
-      <w:r>
-        <w:rPr>
-          <w:color w:val="000000"/>
-        </w:rPr>
-        <w:t xml:space="preserve"> Соответствующее состояние поля </w:t>
+        <w:t xml:space="preserve">Расширять верхнюю поверхность придется в обе стороны на 10 и 15 мм . Соответствующее состояние поля </w:t>
       </w:r>
       <w:r>
         <w:rPr>
@@ -12594,21 +12056,7 @@
         <w:rPr>
           <w:color w:val="000000"/>
         </w:rPr>
-        <w:t xml:space="preserve">. На самом деле, с помощью соответствующей </w:t>
-      </w:r>
-      <w:proofErr w:type="gramStart"/>
-      <w:r>
-        <w:rPr>
-          <w:color w:val="000000"/>
-        </w:rPr>
-        <w:t>опции,  мы</w:t>
-      </w:r>
-      <w:proofErr w:type="gramEnd"/>
-      <w:r>
-        <w:rPr>
-          <w:color w:val="000000"/>
-        </w:rPr>
-        <w:t xml:space="preserve"> выделим не тело, а грань (рис.27).</w:t>
+        <w:t>. На самом деле, с помощью соответствующей опции,  мы выделим не тело, а грань (рис.27).</w:t>
       </w:r>
     </w:p>
     <w:p>
@@ -12634,21 +12082,7 @@
         <w:rPr>
           <w:color w:val="000000"/>
         </w:rPr>
-        <w:t xml:space="preserve">В результате в навигаторе детали появятся две одинаковые </w:t>
-      </w:r>
-      <w:proofErr w:type="gramStart"/>
-      <w:r>
-        <w:rPr>
-          <w:color w:val="000000"/>
-        </w:rPr>
-        <w:t>строки  ИТОГОВАЯ</w:t>
-      </w:r>
-      <w:proofErr w:type="gramEnd"/>
-      <w:r>
-        <w:rPr>
-          <w:color w:val="000000"/>
-        </w:rPr>
-        <w:t xml:space="preserve"> ВЕРХНЯЯ ПОВЕРХНОСТЬ (рис.28). Но видимость одной из них мы на время выключим. </w:t>
+        <w:t xml:space="preserve">В результате в навигаторе детали появятся две одинаковые строки  ИТОГОВАЯ ВЕРХНЯЯ ПОВЕРХНОСТЬ (рис.28). Но видимость одной из них мы на время выключим. </w:t>
       </w:r>
     </w:p>
     <w:p>
@@ -12848,21 +12282,7 @@
         <w:rPr>
           <w:color w:val="000000"/>
         </w:rPr>
-        <w:t xml:space="preserve">Следующая операция – получение плавного сопряжения между двумя боковыми и пересекающимися </w:t>
-      </w:r>
-      <w:proofErr w:type="gramStart"/>
-      <w:r>
-        <w:rPr>
-          <w:color w:val="000000"/>
-        </w:rPr>
-        <w:t>поверхностями  вытягивания</w:t>
-      </w:r>
-      <w:proofErr w:type="gramEnd"/>
-      <w:r>
-        <w:rPr>
-          <w:color w:val="000000"/>
-        </w:rPr>
-        <w:t xml:space="preserve"> (рис.29). </w:t>
+        <w:t xml:space="preserve">Следующая операция – получение плавного сопряжения между двумя боковыми и пересекающимися поверхностями  вытягивания (рис.29). </w:t>
       </w:r>
     </w:p>
     <w:p>
@@ -12888,21 +12308,7 @@
         <w:rPr>
           <w:color w:val="000000"/>
         </w:rPr>
-        <w:t xml:space="preserve">Для этого вам </w:t>
-      </w:r>
-      <w:proofErr w:type="gramStart"/>
-      <w:r>
-        <w:rPr>
-          <w:color w:val="000000"/>
-        </w:rPr>
-        <w:t>придется  воспользоваться</w:t>
-      </w:r>
-      <w:proofErr w:type="gramEnd"/>
-      <w:r>
-        <w:rPr>
-          <w:color w:val="000000"/>
-        </w:rPr>
-        <w:t xml:space="preserve"> командой </w:t>
+        <w:t xml:space="preserve">Для этого вам придется  воспользоваться командой </w:t>
       </w:r>
       <w:r>
         <w:rPr>
@@ -12949,29 +12355,14 @@
         <w:rPr>
           <w:color w:val="000000"/>
         </w:rPr>
-        <w:t xml:space="preserve">Следующий </w:t>
-      </w:r>
-      <w:proofErr w:type="gramStart"/>
-      <w:r>
-        <w:rPr>
-          <w:color w:val="000000"/>
-        </w:rPr>
-        <w:t xml:space="preserve">шаг </w:t>
+        <w:t xml:space="preserve">Следующий шаг </w:t>
       </w:r>
       <w:r>
         <w:rPr>
           <w:i/>
           <w:color w:val="000000"/>
         </w:rPr>
-        <w:t>Вставить</w:t>
-      </w:r>
-      <w:proofErr w:type="gramEnd"/>
-      <w:r>
-        <w:rPr>
-          <w:i/>
-          <w:color w:val="000000"/>
-        </w:rPr>
-        <w:t xml:space="preserve"> \ Комбинировать \ Сшивка</w:t>
+        <w:t>Вставить \ Комбинировать \ Сшивка</w:t>
       </w:r>
       <w:r>
         <w:rPr>
@@ -13068,21 +12459,7 @@
         <w:rPr>
           <w:color w:val="000000"/>
         </w:rPr>
-        <w:t>Но снизу наша оболочка ещё не замкнута (рис.34</w:t>
-      </w:r>
-      <w:proofErr w:type="gramStart"/>
-      <w:r>
-        <w:rPr>
-          <w:color w:val="000000"/>
-        </w:rPr>
-        <w:t>) .</w:t>
-      </w:r>
-      <w:proofErr w:type="gramEnd"/>
-      <w:r>
-        <w:rPr>
-          <w:color w:val="000000"/>
-        </w:rPr>
-        <w:t xml:space="preserve"> Чтобы построить её днище, воспользуемся командой </w:t>
+        <w:t xml:space="preserve">Но снизу наша оболочка ещё не замкнута (рис.34) . Чтобы построить её днище, воспользуемся командой </w:t>
       </w:r>
       <w:r>
         <w:rPr>
@@ -15010,21 +14387,7 @@
         <w:rPr>
           <w:color w:val="000000"/>
         </w:rPr>
-        <w:t xml:space="preserve">Рассматриваемая здесь ситуация – довольно распространена в промышленном дизайне. Название «угол чемодана» условно. Речь идет о </w:t>
-      </w:r>
-      <w:proofErr w:type="spellStart"/>
-      <w:r>
-        <w:rPr>
-          <w:color w:val="000000"/>
-        </w:rPr>
-        <w:t>выглаживании</w:t>
-      </w:r>
-      <w:proofErr w:type="spellEnd"/>
-      <w:r>
-        <w:rPr>
-          <w:color w:val="000000"/>
-        </w:rPr>
-        <w:t xml:space="preserve"> некоторой угловой области поверхности, издали напоминающей угол чемодана (рис.21,22,23). Но это может быть и часть кузова автомобиля, например.</w:t>
+        <w:t>Рассматриваемая здесь ситуация – довольно распространена в промышленном дизайне. Название «угол чемодана» условно. Речь идет о выглаживании некоторой угловой области поверхности, издали напоминающей угол чемодана (рис.21,22,23). Но это может быть и часть кузова автомобиля, например.</w:t>
       </w:r>
     </w:p>
     <w:p>
@@ -17017,19 +16380,11 @@
           <w:color w:val="000000"/>
         </w:rPr>
       </w:pPr>
-      <w:proofErr w:type="gramStart"/>
-      <w:r>
-        <w:rPr>
-          <w:color w:val="000000"/>
-        </w:rPr>
-        <w:t>Далее  в</w:t>
-      </w:r>
-      <w:proofErr w:type="gramEnd"/>
-      <w:r>
-        <w:rPr>
-          <w:color w:val="000000"/>
-        </w:rPr>
-        <w:t xml:space="preserve"> рамках сглаженных и объединенных кривых, командой </w:t>
+      <w:r>
+        <w:rPr>
+          <w:color w:val="000000"/>
+        </w:rPr>
+        <w:t xml:space="preserve">Далее  в рамках сглаженных и объединенных кривых, командой </w:t>
       </w:r>
       <w:r>
         <w:rPr>
@@ -17095,21 +16450,7 @@
         <w:rPr>
           <w:color w:val="000000"/>
         </w:rPr>
-        <w:t xml:space="preserve">Полученная поверхность и так уже довольно гладкая. Но её можно </w:t>
-      </w:r>
-      <w:proofErr w:type="gramStart"/>
-      <w:r>
-        <w:rPr>
-          <w:color w:val="000000"/>
-        </w:rPr>
-        <w:t>ещё  улучшить</w:t>
-      </w:r>
-      <w:proofErr w:type="gramEnd"/>
-      <w:r>
-        <w:rPr>
-          <w:color w:val="000000"/>
-        </w:rPr>
-        <w:t xml:space="preserve">. Для этого примените команду </w:t>
+        <w:t xml:space="preserve">Полученная поверхность и так уже довольно гладкая. Но её можно ещё  улучшить. Для этого примените команду </w:t>
       </w:r>
       <w:r>
         <w:rPr>
@@ -17118,23 +16459,13 @@
         </w:rPr>
         <w:t xml:space="preserve">Изменить \ Поверхность \ </w:t>
       </w:r>
-      <w:proofErr w:type="spellStart"/>
       <w:r>
         <w:rPr>
           <w:b/>
           <w:i/>
           <w:color w:val="000000"/>
         </w:rPr>
-        <w:t>Выглаживание</w:t>
-      </w:r>
-      <w:proofErr w:type="spellEnd"/>
-      <w:r>
-        <w:rPr>
-          <w:b/>
-          <w:i/>
-          <w:color w:val="000000"/>
-        </w:rPr>
-        <w:t xml:space="preserve"> грани</w:t>
+        <w:t>Выглаживание грани</w:t>
       </w:r>
       <w:r>
         <w:rPr>
@@ -17174,37 +16505,13 @@
           <w:i/>
           <w:color w:val="000000"/>
         </w:rPr>
-        <w:t xml:space="preserve">Степень </w:t>
-      </w:r>
-      <w:proofErr w:type="gramStart"/>
-      <w:r>
-        <w:rPr>
-          <w:b/>
-          <w:i/>
-          <w:color w:val="000000"/>
-        </w:rPr>
-        <w:t>и  допуск</w:t>
-      </w:r>
-      <w:proofErr w:type="gramEnd"/>
-      <w:r>
-        <w:rPr>
-          <w:color w:val="000000"/>
-        </w:rPr>
-        <w:t xml:space="preserve"> (рис.18). Степень выглаженной кривой можете задать в пределах 3 – </w:t>
-      </w:r>
-      <w:proofErr w:type="gramStart"/>
-      <w:r>
-        <w:rPr>
-          <w:color w:val="000000"/>
-        </w:rPr>
-        <w:t>7,  а</w:t>
-      </w:r>
-      <w:proofErr w:type="gramEnd"/>
-      <w:r>
-        <w:rPr>
-          <w:color w:val="000000"/>
-        </w:rPr>
-        <w:t xml:space="preserve"> допуск укажите в  10 – 40 мм (рис.19). Вы имеете право несколько (в пределах 10-40 мм) отклониться от исходных поверхностей.</w:t>
+        <w:t>Степень и  допуск</w:t>
+      </w:r>
+      <w:r>
+        <w:rPr>
+          <w:color w:val="000000"/>
+        </w:rPr>
+        <w:t xml:space="preserve"> (рис.18). Степень выглаженной кривой можете задать в пределах 3 – 7,  а допуск укажите в  10 – 40 мм (рис.19). Вы имеете право несколько (в пределах 10-40 мм) отклониться от исходных поверхностей.</w:t>
       </w:r>
     </w:p>
     <w:p>
@@ -17513,7 +16820,6 @@
         </w:rPr>
         <w:t xml:space="preserve">Анализ \ Форма \ </w:t>
       </w:r>
-      <w:proofErr w:type="gramStart"/>
       <w:r>
         <w:rPr>
           <w:b/>
@@ -17526,14 +16832,7 @@
         <w:rPr>
           <w:color w:val="000000"/>
         </w:rPr>
-        <w:t>(</w:t>
-      </w:r>
-      <w:proofErr w:type="gramEnd"/>
-      <w:r>
-        <w:rPr>
-          <w:color w:val="000000"/>
-        </w:rPr>
-        <w:t>рис.20).</w:t>
+        <w:t>(рис.20).</w:t>
       </w:r>
     </w:p>
     <w:p>
@@ -18397,21 +17696,12 @@
         </w:rPr>
         <w:t xml:space="preserve">Итак, из директории </w:t>
       </w:r>
-      <w:proofErr w:type="spellStart"/>
       <w:r>
         <w:rPr>
           <w:i/>
           <w:color w:val="000000"/>
         </w:rPr>
-        <w:t>Prim</w:t>
-      </w:r>
-      <w:proofErr w:type="spellEnd"/>
-      <w:r>
-        <w:rPr>
-          <w:i/>
-          <w:color w:val="000000"/>
-        </w:rPr>
-        <w:t xml:space="preserve"> </w:t>
+        <w:t xml:space="preserve">Prim </w:t>
       </w:r>
       <w:r>
         <w:rPr>
@@ -18419,34 +17709,14 @@
         </w:rPr>
         <w:t xml:space="preserve">вызовите заготовку </w:t>
       </w:r>
-      <w:proofErr w:type="spellStart"/>
       <w:r>
         <w:rPr>
           <w:b/>
           <w:i/>
           <w:color w:val="000000"/>
         </w:rPr>
-        <w:t>AirPlane_Isch</w:t>
-      </w:r>
-      <w:proofErr w:type="spellEnd"/>
-      <w:r>
-        <w:rPr>
-          <w:b/>
-          <w:i/>
-          <w:color w:val="000000"/>
-        </w:rPr>
-        <w:t xml:space="preserve"> </w:t>
-      </w:r>
-      <w:proofErr w:type="spellStart"/>
-      <w:r>
-        <w:rPr>
-          <w:b/>
-          <w:i/>
-          <w:color w:val="000000"/>
-        </w:rPr>
-        <w:t>Pl.prt</w:t>
-      </w:r>
-      <w:proofErr w:type="spellEnd"/>
+        <w:t>AirPlane_Isch Pl.prt</w:t>
+      </w:r>
       <w:r>
         <w:rPr>
           <w:color w:val="000000"/>
@@ -19105,17 +18375,8 @@
           <w:b/>
           <w:color w:val="000000"/>
         </w:rPr>
-        <w:t xml:space="preserve">Верхний </w:t>
-      </w:r>
-      <w:proofErr w:type="spellStart"/>
-      <w:r>
-        <w:rPr>
-          <w:b/>
-          <w:color w:val="000000"/>
-        </w:rPr>
-        <w:t>батокс</w:t>
-      </w:r>
-      <w:proofErr w:type="spellEnd"/>
+        <w:t>Верхний батокс</w:t>
+      </w:r>
       <w:r>
         <w:rPr>
           <w:color w:val="000000"/>
@@ -20158,21 +19419,7 @@
         <w:rPr>
           <w:color w:val="000000"/>
         </w:rPr>
-        <w:t xml:space="preserve">В качестве направляющих кривых используем кривые «Максимальная полуширота» и «Нижний </w:t>
-      </w:r>
-      <w:proofErr w:type="spellStart"/>
-      <w:r>
-        <w:rPr>
-          <w:color w:val="000000"/>
-        </w:rPr>
-        <w:t>батокс</w:t>
-      </w:r>
-      <w:proofErr w:type="spellEnd"/>
-      <w:r>
-        <w:rPr>
-          <w:color w:val="000000"/>
-        </w:rPr>
-        <w:t xml:space="preserve">». </w:t>
+        <w:t xml:space="preserve">В качестве направляющих кривых используем кривые «Максимальная полуширота» и «Нижний батокс». </w:t>
       </w:r>
     </w:p>
     <w:p>
@@ -21676,16 +20923,8 @@
         <w:rPr>
           <w:color w:val="000000"/>
         </w:rPr>
-        <w:t>Опять начинаем с подготовительных построений. Сначала строим линию пересечения фюзеляжа и «Плоскости границы заборника» (рис.28</w:t>
-      </w:r>
-      <w:proofErr w:type="gramStart"/>
-      <w:r>
-        <w:rPr>
-          <w:color w:val="000000"/>
-        </w:rPr>
-        <w:t>) .</w:t>
-      </w:r>
-      <w:proofErr w:type="gramEnd"/>
+        <w:t>Опять начинаем с подготовительных построений. Сначала строим линию пересечения фюзеляжа и «Плоскости границы заборника» (рис.28).</w:t>
+      </w:r>
     </w:p>
     <w:p>
       <w:pPr>
@@ -21751,14 +20990,12 @@
         </w:rPr>
         <w:t xml:space="preserve">Следующим </w:t>
       </w:r>
-      <w:proofErr w:type="gramStart"/>
-      <w:r>
-        <w:rPr>
-          <w:color w:val="000000"/>
-        </w:rPr>
-        <w:t>шагом  мы</w:t>
-      </w:r>
-      <w:proofErr w:type="gramEnd"/>
+      <w:r>
+        <w:rPr>
+          <w:color w:val="000000"/>
+        </w:rPr>
+        <w:t>шагом мы</w:t>
+      </w:r>
       <w:r>
         <w:rPr>
           <w:color w:val="000000"/>
@@ -21838,14 +21075,12 @@
         </w:rPr>
         <w:t xml:space="preserve"> должно быть таким, как на рис.27. </w:t>
       </w:r>
-      <w:proofErr w:type="gramStart"/>
       <w:r>
         <w:rPr>
           <w:color w:val="000000"/>
         </w:rPr>
         <w:t>Переключатель</w:t>
       </w:r>
-      <w:proofErr w:type="gramEnd"/>
       <w:r>
         <w:rPr>
           <w:color w:val="000000"/>
@@ -22092,11 +21327,28 @@
           <w:color w:val="000000"/>
         </w:rPr>
       </w:pPr>
+    </w:p>
+    <w:p>
+      <w:pPr>
+        <w:pBdr>
+          <w:top w:val="nil"/>
+          <w:left w:val="nil"/>
+          <w:bottom w:val="nil"/>
+          <w:right w:val="nil"/>
+          <w:between w:val="nil"/>
+        </w:pBdr>
+        <w:spacing w:line="240" w:lineRule="auto"/>
+        <w:ind w:left="0" w:hanging="2"/>
+        <w:rPr>
+          <w:color w:val="000000"/>
+        </w:rPr>
+      </w:pPr>
       <w:r>
         <w:rPr>
           <w:noProof/>
           <w:color w:val="000000"/>
         </w:rPr>
+        <w:lastRenderedPageBreak/>
         <w:drawing>
           <wp:inline distT="0" distB="0" distL="114300" distR="114300" wp14:anchorId="3BA041CF" wp14:editId="0E096B2F">
             <wp:extent cx="2057400" cy="1276350"/>
@@ -23718,21 +22970,13 @@
         </w:rPr>
         <w:t xml:space="preserve">Плоскость входа </w:t>
       </w:r>
-      <w:proofErr w:type="gramStart"/>
       <w:r>
         <w:rPr>
           <w:i/>
           <w:color w:val="000000"/>
         </w:rPr>
-        <w:t xml:space="preserve">заборника  </w:t>
-      </w:r>
-      <w:r>
-        <w:rPr>
-          <w:color w:val="000000"/>
-        </w:rPr>
-        <w:t>(</w:t>
-      </w:r>
-      <w:proofErr w:type="gramEnd"/>
+        <w:t>заборника (</w:t>
+      </w:r>
       <w:r>
         <w:rPr>
           <w:color w:val="000000"/>
@@ -23823,7 +23067,21 @@
         <w:rPr>
           <w:color w:val="000000"/>
         </w:rPr>
-        <w:t>элементов  самолета</w:t>
+        <w:t>элементов</w:t>
+      </w:r>
+      <w:proofErr w:type="gramEnd"/>
+      <w:r>
+        <w:rPr>
+          <w:color w:val="000000"/>
+        </w:rPr>
+        <w:t xml:space="preserve"> </w:t>
+      </w:r>
+      <w:proofErr w:type="gramStart"/>
+      <w:r>
+        <w:rPr>
+          <w:color w:val="000000"/>
+        </w:rPr>
+        <w:t>самолета</w:t>
       </w:r>
       <w:proofErr w:type="gramEnd"/>
       <w:r>
@@ -24177,7 +23435,6 @@
         </w:rPr>
         <w:t xml:space="preserve">Загрузите пример </w:t>
       </w:r>
-      <w:proofErr w:type="spellStart"/>
       <w:r>
         <w:rPr>
           <w:b/>
@@ -24186,7 +23443,6 @@
         </w:rPr>
         <w:t>Tufly_Isch.prt</w:t>
       </w:r>
-      <w:proofErr w:type="spellEnd"/>
     </w:p>
     <w:p>
       <w:pPr>
@@ -28087,21 +27343,7 @@
         <w:rPr>
           <w:color w:val="000000"/>
         </w:rPr>
-        <w:t xml:space="preserve">Поставим на проекции кривой подошвы новые точки, и повторно проведем по ним два сплайна (рис.22). Нам важно разделить форму верхнего сечения каблука на три части: отрезок, и две </w:t>
-      </w:r>
-      <w:proofErr w:type="spellStart"/>
-      <w:r>
-        <w:rPr>
-          <w:color w:val="000000"/>
-        </w:rPr>
-        <w:t>полудуги</w:t>
-      </w:r>
-      <w:proofErr w:type="spellEnd"/>
-      <w:r>
-        <w:rPr>
-          <w:color w:val="000000"/>
-        </w:rPr>
-        <w:t>.</w:t>
+        <w:t>Поставим на проекции кривой подошвы новые точки, и повторно проведем по ним два сплайна (рис.22). Нам важно разделить форму верхнего сечения каблука на три части: отрезок, и две полудуги.</w:t>
       </w:r>
     </w:p>
     <w:p>
@@ -28189,21 +27431,7 @@
         <w:rPr>
           <w:color w:val="000000"/>
         </w:rPr>
-        <w:t xml:space="preserve">-х сегментов: отрезок, и две </w:t>
-      </w:r>
-      <w:proofErr w:type="spellStart"/>
-      <w:r>
-        <w:rPr>
-          <w:color w:val="000000"/>
-        </w:rPr>
-        <w:t>полудуги</w:t>
-      </w:r>
-      <w:proofErr w:type="spellEnd"/>
-      <w:r>
-        <w:rPr>
-          <w:color w:val="000000"/>
-        </w:rPr>
-        <w:t>.</w:t>
+        <w:t>-х сегментов: отрезок, и две полудуги.</w:t>
       </w:r>
     </w:p>
     <w:p>
@@ -28603,21 +27831,7 @@
         <w:rPr>
           <w:color w:val="000000"/>
         </w:rPr>
-        <w:t xml:space="preserve">-х сегментов: отрезок, и две </w:t>
-      </w:r>
-      <w:proofErr w:type="spellStart"/>
-      <w:r>
-        <w:rPr>
-          <w:color w:val="000000"/>
-        </w:rPr>
-        <w:t>полудуги</w:t>
-      </w:r>
-      <w:proofErr w:type="spellEnd"/>
-      <w:r>
-        <w:rPr>
-          <w:color w:val="000000"/>
-        </w:rPr>
-        <w:t>.</w:t>
+        <w:t>-х сегментов: отрезок, и две полудуги.</w:t>
       </w:r>
     </w:p>
     <w:p>
@@ -28643,21 +27857,7 @@
         <w:rPr>
           <w:color w:val="000000"/>
         </w:rPr>
-        <w:t xml:space="preserve">При этом для точного определения центра, и крайних точек </w:t>
-      </w:r>
-      <w:proofErr w:type="spellStart"/>
-      <w:r>
-        <w:rPr>
-          <w:color w:val="000000"/>
-        </w:rPr>
-        <w:t>полудуг</w:t>
-      </w:r>
-      <w:proofErr w:type="spellEnd"/>
-      <w:r>
-        <w:rPr>
-          <w:color w:val="000000"/>
-        </w:rPr>
-        <w:t>, активно используем способ построения точек относительно предварительно указанной точки.</w:t>
+        <w:t>При этом для точного определения центра, и крайних точек полудуг, активно используем способ построения точек относительно предварительно указанной точки.</w:t>
       </w:r>
     </w:p>
     <w:p>
@@ -29380,21 +28580,7 @@
         <w:rPr>
           <w:color w:val="000000"/>
         </w:rPr>
-        <w:t xml:space="preserve">В этом задании студент должен самостоятельно выбрать несложный сборочный узел из своего обихода. Это может быть мясорубка, </w:t>
-      </w:r>
-      <w:proofErr w:type="spellStart"/>
-      <w:r>
-        <w:rPr>
-          <w:color w:val="000000"/>
-        </w:rPr>
-        <w:t>скэйборд</w:t>
-      </w:r>
-      <w:proofErr w:type="spellEnd"/>
-      <w:r>
-        <w:rPr>
-          <w:color w:val="000000"/>
-        </w:rPr>
-        <w:t xml:space="preserve">, механизм для заточки карандашей, игрушечный автомобиль, кофемолка и др. Число деталей в этом механизме не должно превышать 5 – 8. Мелкими деталями и элементами крепежа можно пренебречь. Важно, чтобы этот механизм можно было взять в руки и обмерить его детали. </w:t>
+        <w:t xml:space="preserve">В этом задании студент должен самостоятельно выбрать несложный сборочный узел из своего обихода. Это может быть мясорубка, скэйборд, механизм для заточки карандашей, игрушечный автомобиль, кофемолка и др. Число деталей в этом механизме не должно превышать 5 – 8. Мелкими деталями и элементами крепежа можно пренебречь. Важно, чтобы этот механизм можно было взять в руки и обмерить его детали. </w:t>
       </w:r>
     </w:p>
     <w:p>

--- a/sem7/NX/Пособия/Лабораторные задания_ПС.docx
+++ b/sem7/NX/Пособия/Лабораторные задания_ПС.docx
@@ -3478,25 +3478,52 @@
         </w:rPr>
         <w:t xml:space="preserve">В качестве исходных данных из директории </w:t>
       </w:r>
+      <w:proofErr w:type="spellStart"/>
       <w:r>
         <w:rPr>
           <w:i/>
           <w:color w:val="000000"/>
         </w:rPr>
-        <w:t>Mat_Displ_Zala \ Prim</w:t>
-      </w:r>
+        <w:t>Mat_Displ_Zala</w:t>
+      </w:r>
+      <w:proofErr w:type="spellEnd"/>
+      <w:r>
+        <w:rPr>
+          <w:i/>
+          <w:color w:val="000000"/>
+        </w:rPr>
+        <w:t xml:space="preserve"> \ </w:t>
+      </w:r>
+      <w:proofErr w:type="spellStart"/>
+      <w:r>
+        <w:rPr>
+          <w:i/>
+          <w:color w:val="000000"/>
+        </w:rPr>
+        <w:t>Prim</w:t>
+      </w:r>
+      <w:proofErr w:type="spellEnd"/>
       <w:r>
         <w:rPr>
           <w:color w:val="000000"/>
         </w:rPr>
         <w:t xml:space="preserve"> загрузите файл </w:t>
       </w:r>
+      <w:proofErr w:type="spellStart"/>
       <w:r>
         <w:rPr>
           <w:b/>
           <w:color w:val="000000"/>
         </w:rPr>
-        <w:t xml:space="preserve">Fonar_Isch.PRT. </w:t>
+        <w:t>Fonar_Isch.PRT</w:t>
+      </w:r>
+      <w:proofErr w:type="spellEnd"/>
+      <w:r>
+        <w:rPr>
+          <w:b/>
+          <w:color w:val="000000"/>
+        </w:rPr>
+        <w:t xml:space="preserve">. </w:t>
       </w:r>
       <w:r>
         <w:rPr>
@@ -9589,6 +9616,7 @@
         </w:rPr>
         <w:t xml:space="preserve"> с плоскостью </w:t>
       </w:r>
+      <w:proofErr w:type="spellStart"/>
       <w:r>
         <w:rPr>
           <w:b/>
@@ -9603,6 +9631,7 @@
         </w:rPr>
         <w:t>ц</w:t>
       </w:r>
+      <w:proofErr w:type="spellEnd"/>
       <w:r>
         <w:rPr>
           <w:b/>
@@ -14387,7 +14416,21 @@
         <w:rPr>
           <w:color w:val="000000"/>
         </w:rPr>
-        <w:t>Рассматриваемая здесь ситуация – довольно распространена в промышленном дизайне. Название «угол чемодана» условно. Речь идет о выглаживании некоторой угловой области поверхности, издали напоминающей угол чемодана (рис.21,22,23). Но это может быть и часть кузова автомобиля, например.</w:t>
+        <w:t xml:space="preserve">Рассматриваемая здесь ситуация – довольно распространена в промышленном дизайне. Название «угол чемодана» условно. Речь идет о </w:t>
+      </w:r>
+      <w:proofErr w:type="spellStart"/>
+      <w:r>
+        <w:rPr>
+          <w:color w:val="000000"/>
+        </w:rPr>
+        <w:t>выглаживании</w:t>
+      </w:r>
+      <w:proofErr w:type="spellEnd"/>
+      <w:r>
+        <w:rPr>
+          <w:color w:val="000000"/>
+        </w:rPr>
+        <w:t xml:space="preserve"> некоторой угловой области поверхности, издали напоминающей угол чемодана (рис.21,22,23). Но это может быть и часть кузова автомобиля, например.</w:t>
       </w:r>
     </w:p>
     <w:p>
@@ -16459,13 +16502,23 @@
         </w:rPr>
         <w:t xml:space="preserve">Изменить \ Поверхность \ </w:t>
       </w:r>
+      <w:proofErr w:type="spellStart"/>
       <w:r>
         <w:rPr>
           <w:b/>
           <w:i/>
           <w:color w:val="000000"/>
         </w:rPr>
-        <w:t>Выглаживание грани</w:t>
+        <w:t>Выглаживание</w:t>
+      </w:r>
+      <w:proofErr w:type="spellEnd"/>
+      <w:r>
+        <w:rPr>
+          <w:b/>
+          <w:i/>
+          <w:color w:val="000000"/>
+        </w:rPr>
+        <w:t xml:space="preserve"> грани</w:t>
       </w:r>
       <w:r>
         <w:rPr>
@@ -17696,12 +17749,21 @@
         </w:rPr>
         <w:t xml:space="preserve">Итак, из директории </w:t>
       </w:r>
+      <w:proofErr w:type="spellStart"/>
       <w:r>
         <w:rPr>
           <w:i/>
           <w:color w:val="000000"/>
         </w:rPr>
-        <w:t xml:space="preserve">Prim </w:t>
+        <w:t>Prim</w:t>
+      </w:r>
+      <w:proofErr w:type="spellEnd"/>
+      <w:r>
+        <w:rPr>
+          <w:i/>
+          <w:color w:val="000000"/>
+        </w:rPr>
+        <w:t xml:space="preserve"> </w:t>
       </w:r>
       <w:r>
         <w:rPr>
@@ -17709,14 +17771,34 @@
         </w:rPr>
         <w:t xml:space="preserve">вызовите заготовку </w:t>
       </w:r>
+      <w:proofErr w:type="spellStart"/>
       <w:r>
         <w:rPr>
           <w:b/>
           <w:i/>
           <w:color w:val="000000"/>
         </w:rPr>
-        <w:t>AirPlane_Isch Pl.prt</w:t>
-      </w:r>
+        <w:t>AirPlane_Isch</w:t>
+      </w:r>
+      <w:proofErr w:type="spellEnd"/>
+      <w:r>
+        <w:rPr>
+          <w:b/>
+          <w:i/>
+          <w:color w:val="000000"/>
+        </w:rPr>
+        <w:t xml:space="preserve"> </w:t>
+      </w:r>
+      <w:proofErr w:type="spellStart"/>
+      <w:r>
+        <w:rPr>
+          <w:b/>
+          <w:i/>
+          <w:color w:val="000000"/>
+        </w:rPr>
+        <w:t>Pl.prt</w:t>
+      </w:r>
+      <w:proofErr w:type="spellEnd"/>
       <w:r>
         <w:rPr>
           <w:color w:val="000000"/>
@@ -18375,8 +18457,17 @@
           <w:b/>
           <w:color w:val="000000"/>
         </w:rPr>
-        <w:t>Верхний батокс</w:t>
-      </w:r>
+        <w:t xml:space="preserve">Верхний </w:t>
+      </w:r>
+      <w:proofErr w:type="spellStart"/>
+      <w:r>
+        <w:rPr>
+          <w:b/>
+          <w:color w:val="000000"/>
+        </w:rPr>
+        <w:t>батокс</w:t>
+      </w:r>
+      <w:proofErr w:type="spellEnd"/>
       <w:r>
         <w:rPr>
           <w:color w:val="000000"/>
@@ -19419,7 +19510,21 @@
         <w:rPr>
           <w:color w:val="000000"/>
         </w:rPr>
-        <w:t xml:space="preserve">В качестве направляющих кривых используем кривые «Максимальная полуширота» и «Нижний батокс». </w:t>
+        <w:t xml:space="preserve">В качестве направляющих кривых используем кривые «Максимальная полуширота» и «Нижний </w:t>
+      </w:r>
+      <w:proofErr w:type="spellStart"/>
+      <w:r>
+        <w:rPr>
+          <w:color w:val="000000"/>
+        </w:rPr>
+        <w:t>батокс</w:t>
+      </w:r>
+      <w:proofErr w:type="spellEnd"/>
+      <w:r>
+        <w:rPr>
+          <w:color w:val="000000"/>
+        </w:rPr>
+        <w:t xml:space="preserve">». </w:t>
       </w:r>
     </w:p>
     <w:p>
@@ -23060,35 +23165,19 @@
         <w:rPr>
           <w:color w:val="000000"/>
         </w:rPr>
-        <w:t xml:space="preserve">Итак, мы построили половинки всех </w:t>
-      </w:r>
-      <w:proofErr w:type="gramStart"/>
-      <w:r>
-        <w:rPr>
-          <w:color w:val="000000"/>
-        </w:rPr>
-        <w:t>элементов</w:t>
-      </w:r>
-      <w:proofErr w:type="gramEnd"/>
+        <w:t>Итак, мы построили половинки всех элементов</w:t>
+      </w:r>
       <w:r>
         <w:rPr>
           <w:color w:val="000000"/>
         </w:rPr>
         <w:t xml:space="preserve"> </w:t>
       </w:r>
-      <w:proofErr w:type="gramStart"/>
-      <w:r>
-        <w:rPr>
-          <w:color w:val="000000"/>
-        </w:rPr>
-        <w:t>самолета</w:t>
-      </w:r>
-      <w:proofErr w:type="gramEnd"/>
-      <w:r>
-        <w:rPr>
-          <w:color w:val="000000"/>
-        </w:rPr>
-        <w:t xml:space="preserve"> (рис.45).</w:t>
+      <w:r>
+        <w:rPr>
+          <w:color w:val="000000"/>
+        </w:rPr>
+        <w:t>самолета (рис.45).</w:t>
       </w:r>
     </w:p>
     <w:p>
@@ -23407,7 +23496,7 @@
         <w:rPr>
           <w:color w:val="000000"/>
         </w:rPr>
-        <w:t xml:space="preserve">, поэтому предлагаю обратить на него особое внимание. </w:t>
+        <w:t>, поэтому предлагаю обратить на него особое внимание.</w:t>
       </w:r>
     </w:p>
     <w:p>
@@ -23435,6 +23524,7 @@
         </w:rPr>
         <w:t xml:space="preserve">Загрузите пример </w:t>
       </w:r>
+      <w:proofErr w:type="spellStart"/>
       <w:r>
         <w:rPr>
           <w:b/>
@@ -23443,6 +23533,7 @@
         </w:rPr>
         <w:t>Tufly_Isch.prt</w:t>
       </w:r>
+      <w:proofErr w:type="spellEnd"/>
     </w:p>
     <w:p>
       <w:pPr>
@@ -23696,14 +23787,12 @@
         </w:rPr>
         <w:t xml:space="preserve">Исходное состояние рабочего поля </w:t>
       </w:r>
-      <w:proofErr w:type="gramStart"/>
-      <w:r>
-        <w:rPr>
-          <w:color w:val="000000"/>
-        </w:rPr>
-        <w:t>представлено  на</w:t>
-      </w:r>
-      <w:proofErr w:type="gramEnd"/>
+      <w:r>
+        <w:rPr>
+          <w:color w:val="000000"/>
+        </w:rPr>
+        <w:t>представлено на</w:t>
+      </w:r>
       <w:r>
         <w:rPr>
           <w:color w:val="000000"/>
@@ -23762,14 +23851,12 @@
         </w:rPr>
         <w:t xml:space="preserve">Все последующие пояснения касаются только самой сложной части данного моделирования. А именно </w:t>
       </w:r>
-      <w:proofErr w:type="gramStart"/>
-      <w:r>
-        <w:rPr>
-          <w:color w:val="000000"/>
-        </w:rPr>
-        <w:t>-  построения</w:t>
-      </w:r>
-      <w:proofErr w:type="gramEnd"/>
+      <w:r>
+        <w:rPr>
+          <w:color w:val="000000"/>
+        </w:rPr>
+        <w:t>- построения</w:t>
+      </w:r>
       <w:r>
         <w:rPr>
           <w:color w:val="000000"/>
@@ -23800,7 +23887,16 @@
         <w:rPr>
           <w:color w:val="000000"/>
         </w:rPr>
-        <w:t xml:space="preserve"> этого верха. Остальное построение вы должны выполнить самостоятельно.</w:t>
+        <w:t xml:space="preserve"> этого верха. Остальное построение вы должны выполнить </w:t>
+      </w:r>
+      <w:r>
+        <w:rPr>
+          <w:color w:val="FF0000"/>
+        </w:rPr>
+        <w:t>самостоятельно</w:t>
+      </w:r>
+      <w:r>
+        <w:t>.</w:t>
       </w:r>
     </w:p>
     <w:p>
@@ -23828,14 +23924,12 @@
         </w:rPr>
         <w:t xml:space="preserve">Итак, </w:t>
       </w:r>
-      <w:proofErr w:type="gramStart"/>
-      <w:r>
-        <w:rPr>
-          <w:color w:val="000000"/>
-        </w:rPr>
-        <w:t>ваша  задача</w:t>
-      </w:r>
-      <w:proofErr w:type="gramEnd"/>
+      <w:r>
+        <w:rPr>
+          <w:color w:val="000000"/>
+        </w:rPr>
+        <w:t>ваша задача</w:t>
+      </w:r>
       <w:r>
         <w:rPr>
           <w:color w:val="000000"/>
@@ -23928,14 +24022,12 @@
         </w:rPr>
         <w:t xml:space="preserve">Обрежьте части </w:t>
       </w:r>
-      <w:proofErr w:type="gramStart"/>
-      <w:r>
-        <w:rPr>
-          <w:color w:val="000000"/>
-        </w:rPr>
-        <w:t>обеих  исходных</w:t>
-      </w:r>
-      <w:proofErr w:type="gramEnd"/>
+      <w:r>
+        <w:rPr>
+          <w:color w:val="000000"/>
+        </w:rPr>
+        <w:t>обеих исходных</w:t>
+      </w:r>
       <w:r>
         <w:rPr>
           <w:color w:val="000000"/>
@@ -23981,19 +24073,29 @@
         </w:rPr>
         <w:t xml:space="preserve"> остатков кривых калоши (верхняя кривая) и </w:t>
       </w:r>
-      <w:proofErr w:type="gramStart"/>
-      <w:r>
-        <w:rPr>
-          <w:color w:val="000000"/>
-        </w:rPr>
-        <w:t>подошвы  (</w:t>
-      </w:r>
-      <w:proofErr w:type="gramEnd"/>
-      <w:r>
-        <w:rPr>
-          <w:color w:val="000000"/>
-        </w:rPr>
-        <w:t xml:space="preserve">нижняя кривая)  построить 3 </w:t>
+      <w:r>
+        <w:rPr>
+          <w:color w:val="000000"/>
+        </w:rPr>
+        <w:t>подошвы (</w:t>
+      </w:r>
+      <w:r>
+        <w:rPr>
+          <w:color w:val="000000"/>
+        </w:rPr>
+        <w:t xml:space="preserve">нижняя </w:t>
+      </w:r>
+      <w:r>
+        <w:rPr>
+          <w:color w:val="000000"/>
+        </w:rPr>
+        <w:t>кривая) построить</w:t>
+      </w:r>
+      <w:r>
+        <w:rPr>
+          <w:color w:val="000000"/>
+        </w:rPr>
+        <w:t xml:space="preserve"> 3 </w:t>
       </w:r>
       <w:r>
         <w:rPr>
@@ -24334,14 +24436,12 @@
         </w:rPr>
         <w:t xml:space="preserve">Итак, вам придется построить 3 эскиза. Плоскости эскизов </w:t>
       </w:r>
-      <w:proofErr w:type="gramStart"/>
-      <w:r>
-        <w:rPr>
-          <w:color w:val="000000"/>
-        </w:rPr>
-        <w:t>рекомендуем  строить</w:t>
-      </w:r>
-      <w:proofErr w:type="gramEnd"/>
+      <w:r>
+        <w:rPr>
+          <w:color w:val="000000"/>
+        </w:rPr>
+        <w:t>рекомендуем строить</w:t>
+      </w:r>
       <w:r>
         <w:rPr>
           <w:color w:val="000000"/>
@@ -24517,19 +24617,29 @@
         </w:rPr>
         <w:t xml:space="preserve">От средней точки проведите перпендикуляр. На нем поставьте точку на расстоянии, примерно </w:t>
       </w:r>
-      <w:proofErr w:type="gramStart"/>
-      <w:r>
-        <w:rPr>
-          <w:color w:val="000000"/>
-        </w:rPr>
-        <w:t>равном  одной</w:t>
-      </w:r>
-      <w:proofErr w:type="gramEnd"/>
-      <w:r>
-        <w:rPr>
-          <w:color w:val="000000"/>
-        </w:rPr>
-        <w:t xml:space="preserve"> четверти  длины первого отрезка.</w:t>
+      <w:r>
+        <w:rPr>
+          <w:color w:val="000000"/>
+        </w:rPr>
+        <w:t>равном одной</w:t>
+      </w:r>
+      <w:r>
+        <w:rPr>
+          <w:color w:val="000000"/>
+        </w:rPr>
+        <w:t xml:space="preserve"> </w:t>
+      </w:r>
+      <w:r>
+        <w:rPr>
+          <w:color w:val="000000"/>
+        </w:rPr>
+        <w:t>четверти длины</w:t>
+      </w:r>
+      <w:r>
+        <w:rPr>
+          <w:color w:val="000000"/>
+        </w:rPr>
+        <w:t xml:space="preserve"> первого отрезка.</w:t>
       </w:r>
     </w:p>
     <w:p>
@@ -24916,21 +25026,7 @@
         <w:rPr>
           <w:color w:val="000000"/>
         </w:rPr>
-        <w:t xml:space="preserve">И так постройте три </w:t>
-      </w:r>
-      <w:proofErr w:type="gramStart"/>
-      <w:r>
-        <w:rPr>
-          <w:color w:val="000000"/>
-        </w:rPr>
-        <w:t>похожих  кривых</w:t>
-      </w:r>
-      <w:proofErr w:type="gramEnd"/>
-      <w:r>
-        <w:rPr>
-          <w:color w:val="000000"/>
-        </w:rPr>
-        <w:t>.</w:t>
+        <w:t>И так постройте три похожих кривых.</w:t>
       </w:r>
     </w:p>
     <w:p>
@@ -25001,35 +25097,20 @@
         <w:rPr>
           <w:color w:val="000000"/>
         </w:rPr>
-        <w:t xml:space="preserve">Необходимую вспомогательную плоскость также постройте </w:t>
-      </w:r>
-      <w:proofErr w:type="gramStart"/>
-      <w:r>
-        <w:rPr>
-          <w:color w:val="000000"/>
-        </w:rPr>
-        <w:t xml:space="preserve">способом  </w:t>
+        <w:t xml:space="preserve">Необходимую вспомогательную плоскость также постройте способом </w:t>
       </w:r>
       <w:r>
         <w:rPr>
           <w:i/>
           <w:color w:val="000000"/>
         </w:rPr>
-        <w:t>По</w:t>
-      </w:r>
-      <w:proofErr w:type="gramEnd"/>
-      <w:r>
-        <w:rPr>
-          <w:i/>
-          <w:color w:val="000000"/>
-        </w:rPr>
-        <w:t xml:space="preserve"> кривой</w:t>
-      </w:r>
-      <w:r>
-        <w:rPr>
-          <w:color w:val="000000"/>
-        </w:rPr>
-        <w:t xml:space="preserve">, и </w:t>
+        <w:t>По кривой</w:t>
+      </w:r>
+      <w:r>
+        <w:rPr>
+          <w:color w:val="000000"/>
+        </w:rPr>
+        <w:t xml:space="preserve"> и </w:t>
       </w:r>
       <w:r>
         <w:rPr>
@@ -25443,21 +25524,7 @@
         <w:rPr>
           <w:color w:val="000000"/>
         </w:rPr>
-        <w:t xml:space="preserve">Сплайн можно </w:t>
-      </w:r>
-      <w:proofErr w:type="gramStart"/>
-      <w:r>
-        <w:rPr>
-          <w:color w:val="000000"/>
-        </w:rPr>
-        <w:t>построить  «</w:t>
-      </w:r>
-      <w:proofErr w:type="gramEnd"/>
-      <w:r>
-        <w:rPr>
-          <w:color w:val="000000"/>
-        </w:rPr>
-        <w:t>на глазок».</w:t>
+        <w:t>Сплайн можно построить «на глазок».</w:t>
       </w:r>
     </w:p>
     <w:p>
@@ -25596,14 +25663,12 @@
         </w:rPr>
         <w:t xml:space="preserve">Нужно заполнить два набора кривых: 4 сечения и две направляющие. Не </w:t>
       </w:r>
-      <w:proofErr w:type="gramStart"/>
-      <w:r>
-        <w:rPr>
-          <w:color w:val="000000"/>
-        </w:rPr>
-        <w:t>забывайте</w:t>
-      </w:r>
-      <w:proofErr w:type="gramEnd"/>
+      <w:r>
+        <w:rPr>
+          <w:color w:val="000000"/>
+        </w:rPr>
+        <w:t>забывайте,</w:t>
+      </w:r>
       <w:r>
         <w:rPr>
           <w:color w:val="000000"/>
@@ -25874,7 +25939,7 @@
           <w:i/>
           <w:color w:val="000000"/>
         </w:rPr>
-        <w:t>Информация \ В- поверхность</w:t>
+        <w:t>Информация \ В-поверхность</w:t>
       </w:r>
     </w:p>
     <w:p>
@@ -26005,21 +26070,20 @@
         <w:rPr>
           <w:color w:val="000000"/>
         </w:rPr>
-        <w:t xml:space="preserve">! Потому что именно так </w:t>
-      </w:r>
-      <w:proofErr w:type="gramStart"/>
-      <w:r>
-        <w:rPr>
-          <w:color w:val="000000"/>
-        </w:rPr>
-        <w:t>были  построены</w:t>
-      </w:r>
-      <w:proofErr w:type="gramEnd"/>
-      <w:r>
-        <w:rPr>
-          <w:color w:val="000000"/>
-        </w:rPr>
-        <w:t xml:space="preserve"> исходные кривые (рис.10).</w:t>
+        <w:t xml:space="preserve">! Потому что именно </w:t>
+      </w:r>
+      <w:r>
+        <w:rPr>
+          <w:color w:val="000000"/>
+          <w:lang w:val="en-US"/>
+        </w:rPr>
+        <w:t xml:space="preserve">    </w:t>
+      </w:r>
+      <w:r>
+        <w:rPr>
+          <w:color w:val="000000"/>
+        </w:rPr>
+        <w:t>так были построены исходные кривые (рис.10).</w:t>
       </w:r>
     </w:p>
     <w:p>
@@ -26938,6 +27002,27 @@
     </w:p>
     <w:p>
       <w:pPr>
+        <w:suppressAutoHyphens w:val="0"/>
+        <w:spacing w:line="240" w:lineRule="auto"/>
+        <w:ind w:leftChars="0" w:left="0" w:firstLineChars="0" w:firstLine="0"/>
+        <w:textDirection w:val="lrTb"/>
+        <w:textAlignment w:val="auto"/>
+        <w:outlineLvl w:val="9"/>
+        <w:rPr>
+          <w:b/>
+          <w:color w:val="000000"/>
+        </w:rPr>
+      </w:pPr>
+      <w:r>
+        <w:rPr>
+          <w:b/>
+          <w:color w:val="000000"/>
+        </w:rPr>
+        <w:br w:type="page"/>
+      </w:r>
+    </w:p>
+    <w:p>
+      <w:pPr>
         <w:keepNext/>
         <w:pBdr>
           <w:top w:val="nil"/>
@@ -26959,6 +27044,7 @@
           <w:b/>
           <w:color w:val="000000"/>
         </w:rPr>
+        <w:lastRenderedPageBreak/>
         <w:t>Каблук</w:t>
       </w:r>
     </w:p>
@@ -27343,7 +27429,19 @@
         <w:rPr>
           <w:color w:val="000000"/>
         </w:rPr>
-        <w:t>Поставим на проекции кривой подошвы новые точки, и повторно проведем по ним два сплайна (рис.22). Нам важно разделить форму верхнего сечения каблука на три части: отрезок, и две полудуги.</w:t>
+        <w:t>Поставим на проекции кривой подошвы новые точки, и повторно проведем по ним два сплайна (рис.22). Нам важно разделить форму верхнего сечения каблука на три части: отрезок, и две полу</w:t>
+      </w:r>
+      <w:r>
+        <w:rPr>
+          <w:color w:val="000000"/>
+        </w:rPr>
+        <w:t xml:space="preserve"> </w:t>
+      </w:r>
+      <w:r>
+        <w:rPr>
+          <w:color w:val="000000"/>
+        </w:rPr>
+        <w:t>дуги.</w:t>
       </w:r>
     </w:p>
     <w:p>
@@ -27431,7 +27529,19 @@
         <w:rPr>
           <w:color w:val="000000"/>
         </w:rPr>
-        <w:t>-х сегментов: отрезок, и две полудуги.</w:t>
+        <w:t>-х сегментов: отрезок, и две полу</w:t>
+      </w:r>
+      <w:r>
+        <w:rPr>
+          <w:color w:val="000000"/>
+        </w:rPr>
+        <w:t xml:space="preserve"> </w:t>
+      </w:r>
+      <w:r>
+        <w:rPr>
+          <w:color w:val="000000"/>
+        </w:rPr>
+        <w:t>дуги.</w:t>
       </w:r>
     </w:p>
     <w:p>
@@ -27831,7 +27941,21 @@
         <w:rPr>
           <w:color w:val="000000"/>
         </w:rPr>
-        <w:t>-х сегментов: отрезок, и две полудуги.</w:t>
+        <w:t xml:space="preserve">-х сегментов: отрезок, и две </w:t>
+      </w:r>
+      <w:proofErr w:type="spellStart"/>
+      <w:r>
+        <w:rPr>
+          <w:color w:val="000000"/>
+        </w:rPr>
+        <w:t>полудуги</w:t>
+      </w:r>
+      <w:proofErr w:type="spellEnd"/>
+      <w:r>
+        <w:rPr>
+          <w:color w:val="000000"/>
+        </w:rPr>
+        <w:t>.</w:t>
       </w:r>
     </w:p>
     <w:p>
@@ -27857,7 +27981,21 @@
         <w:rPr>
           <w:color w:val="000000"/>
         </w:rPr>
-        <w:t>При этом для точного определения центра, и крайних точек полудуг, активно используем способ построения точек относительно предварительно указанной точки.</w:t>
+        <w:t xml:space="preserve">При этом для точного определения центра, и крайних точек </w:t>
+      </w:r>
+      <w:proofErr w:type="spellStart"/>
+      <w:r>
+        <w:rPr>
+          <w:color w:val="000000"/>
+        </w:rPr>
+        <w:t>полудуг</w:t>
+      </w:r>
+      <w:proofErr w:type="spellEnd"/>
+      <w:r>
+        <w:rPr>
+          <w:color w:val="000000"/>
+        </w:rPr>
+        <w:t>, активно используем способ построения точек относительно предварительно указанной точки.</w:t>
       </w:r>
     </w:p>
     <w:p>
@@ -28580,7 +28718,21 @@
         <w:rPr>
           <w:color w:val="000000"/>
         </w:rPr>
-        <w:t xml:space="preserve">В этом задании студент должен самостоятельно выбрать несложный сборочный узел из своего обихода. Это может быть мясорубка, скэйборд, механизм для заточки карандашей, игрушечный автомобиль, кофемолка и др. Число деталей в этом механизме не должно превышать 5 – 8. Мелкими деталями и элементами крепежа можно пренебречь. Важно, чтобы этот механизм можно было взять в руки и обмерить его детали. </w:t>
+        <w:t xml:space="preserve">В этом задании студент должен самостоятельно выбрать несложный сборочный узел из своего обихода. Это может быть мясорубка, </w:t>
+      </w:r>
+      <w:proofErr w:type="spellStart"/>
+      <w:r>
+        <w:rPr>
+          <w:color w:val="000000"/>
+        </w:rPr>
+        <w:t>скэйборд</w:t>
+      </w:r>
+      <w:proofErr w:type="spellEnd"/>
+      <w:r>
+        <w:rPr>
+          <w:color w:val="000000"/>
+        </w:rPr>
+        <w:t xml:space="preserve">, механизм для заточки карандашей, игрушечный автомобиль, кофемолка и др. Число деталей в этом механизме не должно превышать 5 – 8. Мелкими деталями и элементами крепежа можно пренебречь. Важно, чтобы этот механизм можно было взять в руки и обмерить его детали. </w:t>
       </w:r>
     </w:p>
     <w:p>
